--- a/瘢痕疙瘩放疗常规/九院瘢痕疙瘩术后放疗常规_v1.0_值班操作指引.docx
+++ b/瘢痕疙瘩放疗常规/九院瘢痕疙瘩术后放疗常规_v1.0_值班操作指引.docx
@@ -203,7 +203,21 @@
         <w:rPr>
           <w:rFonts w:hint="eastAsia"/>
         </w:rPr>
-        <w:t xml:space="preserve">是降低复发率的重要时间窗口。任何值班时段（含16:00–17:00拖班时段）到达的术后患者，均须当日处置，不拒绝、不推诿。</w:t>
+        <w:t xml:space="preserve">是降低复发率的重要时间窗口。</w:t>
+      </w:r>
+      <w:r>
+        <w:rPr>
+          <w:rFonts w:hint="eastAsia"/>
+          <w:b/>
+          <w:bCs/>
+        </w:rPr>
+        <w:t xml:space="preserve">工作日下午15:00–17:30为瘢痕疙瘩术后放疗拖班时段</w:t>
+      </w:r>
+      <w:r>
+        <w:rPr>
+          <w:rFonts w:hint="eastAsia"/>
+        </w:rPr>
+        <w:t xml:space="preserve">：16:30前到达的术后患者须当日完成首次处置，不拒绝、不推诿；超过16:30到达者亦应尽力当日处理，或按应急流程做好次日衔接。</w:t>
       </w:r>
     </w:p>
     <w:p>

--- a/瘢痕疙瘩放疗常规/九院瘢痕疙瘩术后放疗常规_v1.0_值班操作指引.docx
+++ b/瘢痕疙瘩放疗常规/九院瘢痕疙瘩术后放疗常规_v1.0_值班操作指引.docx
@@ -7378,7 +7378,7 @@
               <w:rPr>
                 <w:rFonts w:hint="eastAsia"/>
               </w:rPr>
-              <w:t xml:space="preserve">3/6/12/24个月：VSS评分、复发（是/否）、不良反应（CTCAE分级）</w:t>
+              <w:t xml:space="preserve">3/6/12/24个月：VSS评分（量表详目见附录C）、瘙痒/疼痛VAS、复发（是/否）、不良反应（CTCAE分级）</w:t>
             </w:r>
           </w:p>
         </w:tc>
@@ -9770,7 +9770,7 @@
       </w:r>
     </w:p>
     <w:bookmarkEnd w:id="43"/>
-    <w:bookmarkStart w:id="44" w:name="主要参考文献"/>
+    <w:bookmarkStart w:id="49" w:name="附录c瘢痕评估量表详目"/>
     <w:p>
       <w:pPr>
         <w:pStyle w:val="Heading2"/>
@@ -9779,6 +9779,1250 @@
         <w:rPr>
           <w:rFonts w:hint="eastAsia"/>
         </w:rPr>
+        <w:t xml:space="preserve">附录C：瘢痕评估量表详目</w:t>
+      </w:r>
+    </w:p>
+    <w:p>
+      <w:pPr>
+        <w:pStyle w:val="FirstParagraph"/>
+      </w:pPr>
+      <w:r>
+        <w:rPr>
+          <w:rFonts w:hint="eastAsia"/>
+        </w:rPr>
+        <w:t xml:space="preserve">国际上通用的瘢痕评估量表以</w:t>
+      </w:r>
+      <w:r>
+        <w:rPr>
+          <w:rFonts w:hint="eastAsia"/>
+          <w:b/>
+          <w:bCs/>
+        </w:rPr>
+        <w:t xml:space="preserve">VSS（温哥华瘢痕量表）</w:t>
+      </w:r>
+      <w:r>
+        <w:rPr>
+          <w:rFonts w:hint="eastAsia"/>
+        </w:rPr>
+        <w:t xml:space="preserve">与</w:t>
+      </w:r>
+      <w:r>
+        <w:rPr>
+          <w:rFonts w:hint="eastAsia"/>
+          <w:b/>
+          <w:bCs/>
+        </w:rPr>
+        <w:t xml:space="preserve">POSAS（患者与观察者瘢痕评估量表）</w:t>
+      </w:r>
+      <w:r>
+        <w:rPr>
+          <w:rFonts w:hint="eastAsia"/>
+        </w:rPr>
+        <w:t xml:space="preserve">为主；JSS（日本瘢痕研讨会量表）用于瘢痕疙瘩的诊断分级，KAAS（瘢痕疙瘩活动度评估量表）用于活动度与复发预测。本院随访统一采用</w:t>
+      </w:r>
+      <w:r>
+        <w:rPr>
+          <w:rFonts w:hint="eastAsia"/>
+          <w:b/>
+          <w:bCs/>
+        </w:rPr>
+        <w:t xml:space="preserve">VSS＋瘙痒/疼痛VAS</w:t>
+      </w:r>
+      <w:r>
+        <w:rPr>
+          <w:rFonts w:hint="eastAsia"/>
+        </w:rPr>
+        <w:t xml:space="preserve">，科研病例加用POSAS，初诊风险分层采用KAAS（见5.1）。</w:t>
+      </w:r>
+    </w:p>
+    <w:bookmarkStart w:id="44" w:name="Xa5f7b2c3f34b430b1271a13e812831e940a0e2b"/>
+    <w:p>
+      <w:pPr>
+        <w:pStyle w:val="Heading3"/>
+      </w:pPr>
+      <w:r>
+        <w:t xml:space="preserve">C.1 </w:t>
+      </w:r>
+      <w:r>
+        <w:rPr>
+          <w:rFonts w:hint="eastAsia"/>
+        </w:rPr>
+        <w:t xml:space="preserve">VSS——温哥华瘢痕量表（Vancouver</w:t>
+      </w:r>
+      <w:r>
+        <w:t xml:space="preserve"> Scar </w:t>
+      </w:r>
+      <w:r>
+        <w:rPr>
+          <w:rFonts w:hint="eastAsia"/>
+        </w:rPr>
+        <w:t xml:space="preserve">Scale，Sullivan</w:t>
+      </w:r>
+      <w:r>
+        <w:t xml:space="preserve"> </w:t>
+      </w:r>
+      <w:r>
+        <w:rPr>
+          <w:rFonts w:hint="eastAsia"/>
+        </w:rPr>
+        <w:t xml:space="preserve">1990）</w:t>
+      </w:r>
+    </w:p>
+    <w:tbl>
+      <w:tblPr>
+        <w:tblStyle w:val="Table"/>
+        <w:tblW w:type="auto" w:w="0"/>
+        <w:tblLook w:firstRow="1" w:lastRow="0" w:firstColumn="0" w:lastColumn="0" w:noHBand="0" w:noVBand="0" w:val="0020"/>
+      </w:tblPr>
+      <w:tblGrid>
+        <w:gridCol w:w="2640"/>
+        <w:gridCol w:w="2640"/>
+        <w:gridCol w:w="2640"/>
+      </w:tblGrid>
+      <w:tr>
+        <w:trPr>
+          <w:tblHeader w:val="on"/>
+        </w:trPr>
+        <w:tc>
+          <w:tcPr/>
+          <w:p>
+            <w:pPr>
+              <w:pStyle w:val="Compact"/>
+            </w:pPr>
+            <w:r>
+              <w:rPr>
+                <w:rFonts w:hint="eastAsia"/>
+              </w:rPr>
+              <w:t xml:space="preserve">项目</w:t>
+            </w:r>
+          </w:p>
+        </w:tc>
+        <w:tc>
+          <w:tcPr/>
+          <w:p>
+            <w:pPr>
+              <w:pStyle w:val="Compact"/>
+            </w:pPr>
+            <w:r>
+              <w:rPr>
+                <w:rFonts w:hint="eastAsia"/>
+              </w:rPr>
+              <w:t xml:space="preserve">分值</w:t>
+            </w:r>
+          </w:p>
+        </w:tc>
+        <w:tc>
+          <w:tcPr/>
+          <w:p>
+            <w:pPr>
+              <w:pStyle w:val="Compact"/>
+            </w:pPr>
+            <w:r>
+              <w:rPr>
+                <w:rFonts w:hint="eastAsia"/>
+              </w:rPr>
+              <w:t xml:space="preserve">评分标准</w:t>
+            </w:r>
+          </w:p>
+        </w:tc>
+      </w:tr>
+      <w:tr>
+        <w:tc>
+          <w:tcPr/>
+          <w:p>
+            <w:pPr>
+              <w:pStyle w:val="Compact"/>
+            </w:pPr>
+            <w:r>
+              <w:rPr>
+                <w:rFonts w:hint="eastAsia"/>
+                <w:b/>
+                <w:bCs/>
+              </w:rPr>
+              <w:t xml:space="preserve">血管分布</w:t>
+            </w:r>
+            <w:r>
+              <w:rPr>
+                <w:rFonts w:hint="eastAsia"/>
+              </w:rPr>
+              <w:t xml:space="preserve">（Vascularity）</w:t>
+            </w:r>
+          </w:p>
+        </w:tc>
+        <w:tc>
+          <w:tcPr/>
+          <w:p>
+            <w:pPr>
+              <w:pStyle w:val="Compact"/>
+            </w:pPr>
+            <w:r>
+              <w:t xml:space="preserve">0–3</w:t>
+            </w:r>
+          </w:p>
+        </w:tc>
+        <w:tc>
+          <w:tcPr/>
+          <w:p>
+            <w:pPr>
+              <w:pStyle w:val="Compact"/>
+            </w:pPr>
+            <w:r>
+              <w:rPr>
+                <w:rFonts w:hint="eastAsia"/>
+              </w:rPr>
+              <w:t xml:space="preserve">0=正常肤色；1=轻度发红/粉红；2=明显发红；3=紫红色</w:t>
+            </w:r>
+          </w:p>
+        </w:tc>
+      </w:tr>
+      <w:tr>
+        <w:tc>
+          <w:tcPr/>
+          <w:p>
+            <w:pPr>
+              <w:pStyle w:val="Compact"/>
+            </w:pPr>
+            <w:r>
+              <w:rPr>
+                <w:rFonts w:hint="eastAsia"/>
+                <w:b/>
+                <w:bCs/>
+              </w:rPr>
+              <w:t xml:space="preserve">色泽</w:t>
+            </w:r>
+            <w:r>
+              <w:rPr>
+                <w:rFonts w:hint="eastAsia"/>
+              </w:rPr>
+              <w:t xml:space="preserve">（Pigmentation）</w:t>
+            </w:r>
+          </w:p>
+        </w:tc>
+        <w:tc>
+          <w:tcPr/>
+          <w:p>
+            <w:pPr>
+              <w:pStyle w:val="Compact"/>
+            </w:pPr>
+            <w:r>
+              <w:t xml:space="preserve">0–2</w:t>
+            </w:r>
+          </w:p>
+        </w:tc>
+        <w:tc>
+          <w:tcPr/>
+          <w:p>
+            <w:pPr>
+              <w:pStyle w:val="Compact"/>
+            </w:pPr>
+            <w:r>
+              <w:rPr>
+                <w:rFonts w:hint="eastAsia"/>
+              </w:rPr>
+              <w:t xml:space="preserve">0=与正常肤色一致；1=色素减退（浅于正常）；2=色素沉着（深于正常）</w:t>
+            </w:r>
+          </w:p>
+        </w:tc>
+      </w:tr>
+      <w:tr>
+        <w:tc>
+          <w:tcPr/>
+          <w:p>
+            <w:pPr>
+              <w:pStyle w:val="Compact"/>
+            </w:pPr>
+            <w:r>
+              <w:rPr>
+                <w:rFonts w:hint="eastAsia"/>
+                <w:b/>
+                <w:bCs/>
+              </w:rPr>
+              <w:t xml:space="preserve">柔软度</w:t>
+            </w:r>
+            <w:r>
+              <w:rPr>
+                <w:rFonts w:hint="eastAsia"/>
+              </w:rPr>
+              <w:t xml:space="preserve">（Pliability）</w:t>
+            </w:r>
+          </w:p>
+        </w:tc>
+        <w:tc>
+          <w:tcPr/>
+          <w:p>
+            <w:pPr>
+              <w:pStyle w:val="Compact"/>
+            </w:pPr>
+            <w:r>
+              <w:t xml:space="preserve">0–5</w:t>
+            </w:r>
+          </w:p>
+        </w:tc>
+        <w:tc>
+          <w:tcPr/>
+          <w:p>
+            <w:pPr>
+              <w:pStyle w:val="Compact"/>
+            </w:pPr>
+            <w:r>
+              <w:rPr>
+                <w:rFonts w:hint="eastAsia"/>
+              </w:rPr>
+              <w:t xml:space="preserve">0=正常；1=柔软（轻微阻力）；2=柔顺（压力下可弯曲）；3=坚实（不弯曲但可压缩）；4=带状（索状，拉伸时退缩）；5=挛缩（永久缩短致畸形）</w:t>
+            </w:r>
+          </w:p>
+        </w:tc>
+      </w:tr>
+      <w:tr>
+        <w:tc>
+          <w:tcPr/>
+          <w:p>
+            <w:pPr>
+              <w:pStyle w:val="Compact"/>
+            </w:pPr>
+            <w:r>
+              <w:rPr>
+                <w:rFonts w:hint="eastAsia"/>
+                <w:b/>
+                <w:bCs/>
+              </w:rPr>
+              <w:t xml:space="preserve">厚度</w:t>
+            </w:r>
+            <w:r>
+              <w:rPr>
+                <w:rFonts w:hint="eastAsia"/>
+              </w:rPr>
+              <w:t xml:space="preserve">（Height）</w:t>
+            </w:r>
+          </w:p>
+        </w:tc>
+        <w:tc>
+          <w:tcPr/>
+          <w:p>
+            <w:pPr>
+              <w:pStyle w:val="Compact"/>
+            </w:pPr>
+            <w:r>
+              <w:t xml:space="preserve">0–3</w:t>
+            </w:r>
+          </w:p>
+        </w:tc>
+        <w:tc>
+          <w:tcPr/>
+          <w:p>
+            <w:pPr>
+              <w:pStyle w:val="Compact"/>
+            </w:pPr>
+            <w:r>
+              <w:rPr>
+                <w:rFonts w:hint="eastAsia"/>
+              </w:rPr>
+              <w:t xml:space="preserve">0=平坦；1=&lt;2</w:t>
+            </w:r>
+            <w:r>
+              <w:t xml:space="preserve"> </w:t>
+            </w:r>
+            <w:r>
+              <w:rPr>
+                <w:rFonts w:hint="eastAsia"/>
+              </w:rPr>
+              <w:t xml:space="preserve">mm；2=2–5</w:t>
+            </w:r>
+            <w:r>
+              <w:t xml:space="preserve"> </w:t>
+            </w:r>
+            <w:r>
+              <w:rPr>
+                <w:rFonts w:hint="eastAsia"/>
+              </w:rPr>
+              <w:t xml:space="preserve">mm；3=&gt;5</w:t>
+            </w:r>
+            <w:r>
+              <w:t xml:space="preserve"> mm</w:t>
+            </w:r>
+          </w:p>
+        </w:tc>
+      </w:tr>
+    </w:tbl>
+    <w:p>
+      <w:pPr>
+        <w:pStyle w:val="BodyText"/>
+      </w:pPr>
+      <w:r>
+        <w:rPr>
+          <w:rFonts w:hint="eastAsia"/>
+          <w:b/>
+          <w:bCs/>
+        </w:rPr>
+        <w:t xml:space="preserve">总分0–13分，分数越高瘢痕越重</w:t>
+      </w:r>
+      <w:r>
+        <w:rPr>
+          <w:rFonts w:hint="eastAsia"/>
+        </w:rPr>
+        <w:t xml:space="preserve">；由观察者根据触诊与视诊评定。</w:t>
+      </w:r>
+    </w:p>
+    <w:bookmarkEnd w:id="44"/>
+    <w:bookmarkStart w:id="45" w:name="X3f9918f7c41b4b725883a4054aac32450702f94"/>
+    <w:p>
+      <w:pPr>
+        <w:pStyle w:val="Heading3"/>
+      </w:pPr>
+      <w:r>
+        <w:t xml:space="preserve">C.2 </w:t>
+      </w:r>
+      <w:r>
+        <w:rPr>
+          <w:rFonts w:hint="eastAsia"/>
+        </w:rPr>
+        <w:t xml:space="preserve">POSAS——患者与观察者瘢痕评估量表（Patient</w:t>
+      </w:r>
+      <w:r>
+        <w:t xml:space="preserve"> and Observer Scar Assessment </w:t>
+      </w:r>
+      <w:r>
+        <w:rPr>
+          <w:rFonts w:hint="eastAsia"/>
+        </w:rPr>
+        <w:t xml:space="preserve">Scale，Draaijers</w:t>
+      </w:r>
+      <w:r>
+        <w:t xml:space="preserve"> </w:t>
+      </w:r>
+      <w:r>
+        <w:rPr>
+          <w:rFonts w:hint="eastAsia"/>
+        </w:rPr>
+        <w:t xml:space="preserve">2004）</w:t>
+      </w:r>
+    </w:p>
+    <w:p>
+      <w:pPr>
+        <w:pStyle w:val="FirstParagraph"/>
+      </w:pPr>
+      <w:r>
+        <w:rPr>
+          <w:rFonts w:hint="eastAsia"/>
+          <w:b/>
+          <w:bCs/>
+        </w:rPr>
+        <w:t xml:space="preserve">观察者部分</w:t>
+      </w:r>
+      <w:r>
+        <w:rPr>
+          <w:rFonts w:hint="eastAsia"/>
+        </w:rPr>
+        <w:t xml:space="preserve">（Observer</w:t>
+      </w:r>
+      <w:r>
+        <w:t xml:space="preserve"> </w:t>
+      </w:r>
+      <w:r>
+        <w:rPr>
+          <w:rFonts w:hint="eastAsia"/>
+        </w:rPr>
+        <w:t xml:space="preserve">Scale，6项，各1–10分，1=正常皮肤，10=最严重）：</w:t>
+      </w:r>
+    </w:p>
+    <w:tbl>
+      <w:tblPr>
+        <w:tblStyle w:val="Table"/>
+        <w:tblW w:type="auto" w:w="0"/>
+        <w:tblLook w:firstRow="1" w:lastRow="0" w:firstColumn="0" w:lastColumn="0" w:noHBand="0" w:noVBand="0" w:val="0020"/>
+      </w:tblPr>
+      <w:tblGrid>
+        <w:gridCol w:w="3960"/>
+        <w:gridCol w:w="3960"/>
+      </w:tblGrid>
+      <w:tr>
+        <w:trPr>
+          <w:tblHeader w:val="on"/>
+        </w:trPr>
+        <w:tc>
+          <w:tcPr/>
+          <w:p>
+            <w:pPr>
+              <w:pStyle w:val="Compact"/>
+            </w:pPr>
+            <w:r>
+              <w:rPr>
+                <w:rFonts w:hint="eastAsia"/>
+              </w:rPr>
+              <w:t xml:space="preserve">项目</w:t>
+            </w:r>
+          </w:p>
+        </w:tc>
+        <w:tc>
+          <w:tcPr/>
+          <w:p>
+            <w:pPr>
+              <w:pStyle w:val="Compact"/>
+            </w:pPr>
+            <w:r>
+              <w:rPr>
+                <w:rFonts w:hint="eastAsia"/>
+              </w:rPr>
+              <w:t xml:space="preserve">内容</w:t>
+            </w:r>
+          </w:p>
+        </w:tc>
+      </w:tr>
+      <w:tr>
+        <w:tc>
+          <w:tcPr/>
+          <w:p>
+            <w:pPr>
+              <w:pStyle w:val="Compact"/>
+            </w:pPr>
+            <w:r>
+              <w:rPr>
+                <w:rFonts w:hint="eastAsia"/>
+              </w:rPr>
+              <w:t xml:space="preserve">血管分布（Vascularization）</w:t>
+            </w:r>
+          </w:p>
+        </w:tc>
+        <w:tc>
+          <w:tcPr/>
+          <w:p>
+            <w:pPr>
+              <w:pStyle w:val="Compact"/>
+            </w:pPr>
+            <w:r>
+              <w:rPr>
+                <w:rFonts w:hint="eastAsia"/>
+              </w:rPr>
+              <w:t xml:space="preserve">瘢痕内血管多少（按压后颜色变化评估）</w:t>
+            </w:r>
+          </w:p>
+        </w:tc>
+      </w:tr>
+      <w:tr>
+        <w:tc>
+          <w:tcPr/>
+          <w:p>
+            <w:pPr>
+              <w:pStyle w:val="Compact"/>
+            </w:pPr>
+            <w:r>
+              <w:rPr>
+                <w:rFonts w:hint="eastAsia"/>
+              </w:rPr>
+              <w:t xml:space="preserve">色泽（Pigmentation）</w:t>
+            </w:r>
+          </w:p>
+        </w:tc>
+        <w:tc>
+          <w:tcPr/>
+          <w:p>
+            <w:pPr>
+              <w:pStyle w:val="Compact"/>
+            </w:pPr>
+            <w:r>
+              <w:rPr>
+                <w:rFonts w:hint="eastAsia"/>
+              </w:rPr>
+              <w:t xml:space="preserve">颜色与正常皮肤差异</w:t>
+            </w:r>
+          </w:p>
+        </w:tc>
+      </w:tr>
+      <w:tr>
+        <w:tc>
+          <w:tcPr/>
+          <w:p>
+            <w:pPr>
+              <w:pStyle w:val="Compact"/>
+            </w:pPr>
+            <w:r>
+              <w:rPr>
+                <w:rFonts w:hint="eastAsia"/>
+              </w:rPr>
+              <w:t xml:space="preserve">厚度（Thickness）</w:t>
+            </w:r>
+          </w:p>
+        </w:tc>
+        <w:tc>
+          <w:tcPr/>
+          <w:p>
+            <w:pPr>
+              <w:pStyle w:val="Compact"/>
+            </w:pPr>
+            <w:r>
+              <w:rPr>
+                <w:rFonts w:hint="eastAsia"/>
+              </w:rPr>
+              <w:t xml:space="preserve">与正常皮肤的高度差</w:t>
+            </w:r>
+          </w:p>
+        </w:tc>
+      </w:tr>
+      <w:tr>
+        <w:tc>
+          <w:tcPr/>
+          <w:p>
+            <w:pPr>
+              <w:pStyle w:val="Compact"/>
+            </w:pPr>
+            <w:r>
+              <w:rPr>
+                <w:rFonts w:hint="eastAsia"/>
+              </w:rPr>
+              <w:t xml:space="preserve">表面粗糙度（Relief）</w:t>
+            </w:r>
+          </w:p>
+        </w:tc>
+        <w:tc>
+          <w:tcPr/>
+          <w:p>
+            <w:pPr>
+              <w:pStyle w:val="Compact"/>
+            </w:pPr>
+            <w:r>
+              <w:rPr>
+                <w:rFonts w:hint="eastAsia"/>
+              </w:rPr>
+              <w:t xml:space="preserve">表面是否光滑/凹凸不平</w:t>
+            </w:r>
+          </w:p>
+        </w:tc>
+      </w:tr>
+      <w:tr>
+        <w:tc>
+          <w:tcPr/>
+          <w:p>
+            <w:pPr>
+              <w:pStyle w:val="Compact"/>
+            </w:pPr>
+            <w:r>
+              <w:rPr>
+                <w:rFonts w:hint="eastAsia"/>
+              </w:rPr>
+              <w:t xml:space="preserve">柔软度（Pliability）</w:t>
+            </w:r>
+          </w:p>
+        </w:tc>
+        <w:tc>
+          <w:tcPr/>
+          <w:p>
+            <w:pPr>
+              <w:pStyle w:val="Compact"/>
+            </w:pPr>
+            <w:r>
+              <w:rPr>
+                <w:rFonts w:hint="eastAsia"/>
+              </w:rPr>
+              <w:t xml:space="preserve">抵抗压迫/变形的程度</w:t>
+            </w:r>
+          </w:p>
+        </w:tc>
+      </w:tr>
+      <w:tr>
+        <w:tc>
+          <w:tcPr/>
+          <w:p>
+            <w:pPr>
+              <w:pStyle w:val="Compact"/>
+            </w:pPr>
+            <w:r>
+              <w:rPr>
+                <w:rFonts w:hint="eastAsia"/>
+              </w:rPr>
+              <w:t xml:space="preserve">表面积（Surface</w:t>
+            </w:r>
+            <w:r>
+              <w:t xml:space="preserve"> </w:t>
+            </w:r>
+            <w:r>
+              <w:rPr>
+                <w:rFonts w:hint="eastAsia"/>
+              </w:rPr>
+              <w:t xml:space="preserve">area）</w:t>
+            </w:r>
+          </w:p>
+        </w:tc>
+        <w:tc>
+          <w:tcPr/>
+          <w:p>
+            <w:pPr>
+              <w:pStyle w:val="Compact"/>
+            </w:pPr>
+            <w:r>
+              <w:rPr>
+                <w:rFonts w:hint="eastAsia"/>
+              </w:rPr>
+              <w:t xml:space="preserve">与原始损伤范围的面积比</w:t>
+            </w:r>
+          </w:p>
+        </w:tc>
+      </w:tr>
+    </w:tbl>
+    <w:p>
+      <w:pPr>
+        <w:pStyle w:val="BodyText"/>
+      </w:pPr>
+      <w:r>
+        <w:rPr>
+          <w:rFonts w:hint="eastAsia"/>
+          <w:b/>
+          <w:bCs/>
+        </w:rPr>
+        <w:t xml:space="preserve">患者部分</w:t>
+      </w:r>
+      <w:r>
+        <w:rPr>
+          <w:rFonts w:hint="eastAsia"/>
+        </w:rPr>
+        <w:t xml:space="preserve">（Patient</w:t>
+      </w:r>
+      <w:r>
+        <w:t xml:space="preserve"> </w:t>
+      </w:r>
+      <w:r>
+        <w:rPr>
+          <w:rFonts w:hint="eastAsia"/>
+        </w:rPr>
+        <w:t xml:space="preserve">Scale，6项，各1–10分，1=正常，10=最严重）：</w:t>
+      </w:r>
+    </w:p>
+    <w:tbl>
+      <w:tblPr>
+        <w:tblStyle w:val="Table"/>
+        <w:tblW w:type="auto" w:w="0"/>
+        <w:tblLook w:firstRow="1" w:lastRow="0" w:firstColumn="0" w:lastColumn="0" w:noHBand="0" w:noVBand="0" w:val="0020"/>
+      </w:tblPr>
+      <w:tblGrid>
+        <w:gridCol w:w="3960"/>
+        <w:gridCol w:w="3960"/>
+      </w:tblGrid>
+      <w:tr>
+        <w:trPr>
+          <w:tblHeader w:val="on"/>
+        </w:trPr>
+        <w:tc>
+          <w:tcPr/>
+          <w:p>
+            <w:pPr>
+              <w:pStyle w:val="Compact"/>
+            </w:pPr>
+            <w:r>
+              <w:rPr>
+                <w:rFonts w:hint="eastAsia"/>
+              </w:rPr>
+              <w:t xml:space="preserve">项目</w:t>
+            </w:r>
+          </w:p>
+        </w:tc>
+        <w:tc>
+          <w:tcPr/>
+          <w:p>
+            <w:pPr>
+              <w:pStyle w:val="Compact"/>
+            </w:pPr>
+            <w:r>
+              <w:rPr>
+                <w:rFonts w:hint="eastAsia"/>
+              </w:rPr>
+              <w:t xml:space="preserve">内容</w:t>
+            </w:r>
+          </w:p>
+        </w:tc>
+      </w:tr>
+      <w:tr>
+        <w:tc>
+          <w:tcPr/>
+          <w:p>
+            <w:pPr>
+              <w:pStyle w:val="Compact"/>
+            </w:pPr>
+            <w:r>
+              <w:rPr>
+                <w:rFonts w:hint="eastAsia"/>
+              </w:rPr>
+              <w:t xml:space="preserve">疼痛（Pain）</w:t>
+            </w:r>
+          </w:p>
+        </w:tc>
+        <w:tc>
+          <w:tcPr/>
+          <w:p>
+            <w:pPr>
+              <w:pStyle w:val="Compact"/>
+            </w:pPr>
+            <w:r>
+              <w:rPr>
+                <w:rFonts w:hint="eastAsia"/>
+              </w:rPr>
+              <w:t xml:space="preserve">瘢痕区域疼痛程度（过去数周）</w:t>
+            </w:r>
+          </w:p>
+        </w:tc>
+      </w:tr>
+      <w:tr>
+        <w:tc>
+          <w:tcPr/>
+          <w:p>
+            <w:pPr>
+              <w:pStyle w:val="Compact"/>
+            </w:pPr>
+            <w:r>
+              <w:rPr>
+                <w:rFonts w:hint="eastAsia"/>
+              </w:rPr>
+              <w:t xml:space="preserve">瘙痒（Pruritus）</w:t>
+            </w:r>
+          </w:p>
+        </w:tc>
+        <w:tc>
+          <w:tcPr/>
+          <w:p>
+            <w:pPr>
+              <w:pStyle w:val="Compact"/>
+            </w:pPr>
+            <w:r>
+              <w:rPr>
+                <w:rFonts w:hint="eastAsia"/>
+              </w:rPr>
+              <w:t xml:space="preserve">瘙痒程度（过去数周）</w:t>
+            </w:r>
+          </w:p>
+        </w:tc>
+      </w:tr>
+      <w:tr>
+        <w:tc>
+          <w:tcPr/>
+          <w:p>
+            <w:pPr>
+              <w:pStyle w:val="Compact"/>
+            </w:pPr>
+            <w:r>
+              <w:rPr>
+                <w:rFonts w:hint="eastAsia"/>
+              </w:rPr>
+              <w:t xml:space="preserve">颜色差异（Color）</w:t>
+            </w:r>
+          </w:p>
+        </w:tc>
+        <w:tc>
+          <w:tcPr/>
+          <w:p>
+            <w:pPr>
+              <w:pStyle w:val="Compact"/>
+            </w:pPr>
+            <w:r>
+              <w:rPr>
+                <w:rFonts w:hint="eastAsia"/>
+              </w:rPr>
+              <w:t xml:space="preserve">颜色与正常皮肤差异（患者自评）</w:t>
+            </w:r>
+          </w:p>
+        </w:tc>
+      </w:tr>
+      <w:tr>
+        <w:tc>
+          <w:tcPr/>
+          <w:p>
+            <w:pPr>
+              <w:pStyle w:val="Compact"/>
+            </w:pPr>
+            <w:r>
+              <w:rPr>
+                <w:rFonts w:hint="eastAsia"/>
+              </w:rPr>
+              <w:t xml:space="preserve">厚度差异（Thickness）</w:t>
+            </w:r>
+          </w:p>
+        </w:tc>
+        <w:tc>
+          <w:tcPr/>
+          <w:p>
+            <w:pPr>
+              <w:pStyle w:val="Compact"/>
+            </w:pPr>
+            <w:r>
+              <w:rPr>
+                <w:rFonts w:hint="eastAsia"/>
+              </w:rPr>
+              <w:t xml:space="preserve">与正常皮肤高度差（患者自评）</w:t>
+            </w:r>
+          </w:p>
+        </w:tc>
+      </w:tr>
+      <w:tr>
+        <w:tc>
+          <w:tcPr/>
+          <w:p>
+            <w:pPr>
+              <w:pStyle w:val="Compact"/>
+            </w:pPr>
+            <w:r>
+              <w:rPr>
+                <w:rFonts w:hint="eastAsia"/>
+              </w:rPr>
+              <w:t xml:space="preserve">柔韧性差异（Pliability）</w:t>
+            </w:r>
+          </w:p>
+        </w:tc>
+        <w:tc>
+          <w:tcPr/>
+          <w:p>
+            <w:pPr>
+              <w:pStyle w:val="Compact"/>
+            </w:pPr>
+            <w:r>
+              <w:rPr>
+                <w:rFonts w:hint="eastAsia"/>
+              </w:rPr>
+              <w:t xml:space="preserve">柔韧程度（患者自评）</w:t>
+            </w:r>
+          </w:p>
+        </w:tc>
+      </w:tr>
+      <w:tr>
+        <w:tc>
+          <w:tcPr/>
+          <w:p>
+            <w:pPr>
+              <w:pStyle w:val="Compact"/>
+            </w:pPr>
+            <w:r>
+              <w:rPr>
+                <w:rFonts w:hint="eastAsia"/>
+              </w:rPr>
+              <w:t xml:space="preserve">总体印象（Overall</w:t>
+            </w:r>
+            <w:r>
+              <w:t xml:space="preserve"> </w:t>
+            </w:r>
+            <w:r>
+              <w:rPr>
+                <w:rFonts w:hint="eastAsia"/>
+              </w:rPr>
+              <w:t xml:space="preserve">opinion）</w:t>
+            </w:r>
+          </w:p>
+        </w:tc>
+        <w:tc>
+          <w:tcPr/>
+          <w:p>
+            <w:pPr>
+              <w:pStyle w:val="Compact"/>
+            </w:pPr>
+            <w:r>
+              <w:rPr>
+                <w:rFonts w:hint="eastAsia"/>
+              </w:rPr>
+              <w:t xml:space="preserve">对瘢痕整体外观的评分</w:t>
+            </w:r>
+          </w:p>
+        </w:tc>
+      </w:tr>
+    </w:tbl>
+    <w:p>
+      <w:pPr>
+        <w:pStyle w:val="BodyText"/>
+      </w:pPr>
+      <w:r>
+        <w:rPr>
+          <w:rFonts w:hint="eastAsia"/>
+          <w:b/>
+          <w:bCs/>
+        </w:rPr>
+        <w:t xml:space="preserve">总分：观察者6–60分，患者6–60分</w:t>
+      </w:r>
+      <w:r>
+        <w:rPr>
+          <w:rFonts w:hint="eastAsia"/>
+        </w:rPr>
+        <w:t xml:space="preserve">；患者部分覆盖疼痛与瘙痒——瘢痕疙瘩的主要症状，是其优于VSS之处。</w:t>
+      </w:r>
+    </w:p>
+    <w:bookmarkEnd w:id="45"/>
+    <w:bookmarkStart w:id="46" w:name="X4497bcb07362afcbd6da3e0a789b249b70be7a2"/>
+    <w:p>
+      <w:pPr>
+        <w:pStyle w:val="Heading3"/>
+      </w:pPr>
+      <w:r>
+        <w:t xml:space="preserve">C.3 </w:t>
+      </w:r>
+      <w:r>
+        <w:rPr>
+          <w:rFonts w:hint="eastAsia"/>
+        </w:rPr>
+        <w:t xml:space="preserve">JSS——日本瘢痕研讨会瘢痕量表（Japan</w:t>
+      </w:r>
+      <w:r>
+        <w:t xml:space="preserve"> Scar Workshop Scar </w:t>
+      </w:r>
+      <w:r>
+        <w:rPr>
+          <w:rFonts w:hint="eastAsia"/>
+        </w:rPr>
+        <w:t xml:space="preserve">Scale，JSW共识2018）</w:t>
+      </w:r>
+    </w:p>
+    <w:p>
+      <w:pPr>
+        <w:pStyle w:val="Compact"/>
+        <w:numPr>
+          <w:ilvl w:val="0"/>
+          <w:numId w:val="1014"/>
+        </w:numPr>
+      </w:pPr>
+      <w:r>
+        <w:rPr>
+          <w:rFonts w:hint="eastAsia"/>
+        </w:rPr>
+        <w:t xml:space="preserve">用途：瘢痕疙瘩的</w:t>
+      </w:r>
+      <w:r>
+        <w:rPr>
+          <w:rFonts w:hint="eastAsia"/>
+          <w:b/>
+          <w:bCs/>
+        </w:rPr>
+        <w:t xml:space="preserve">诊断与分级</w:t>
+      </w:r>
+      <w:r>
+        <w:rPr>
+          <w:rFonts w:hint="eastAsia"/>
+        </w:rPr>
+        <w:t xml:space="preserve">（区分瘢痕疙瘩/增生性瘢痕/成熟瘢痕），按患者因素与部位危险因素计分，结合病灶形态学判断（PMID</w:t>
+      </w:r>
+      <w:r>
+        <w:t xml:space="preserve"> </w:t>
+      </w:r>
+      <w:r>
+        <w:rPr>
+          <w:rFonts w:hint="eastAsia"/>
+        </w:rPr>
+        <w:t xml:space="preserve">31890718）。</w:t>
+      </w:r>
+    </w:p>
+    <w:p>
+      <w:pPr>
+        <w:pStyle w:val="Compact"/>
+        <w:numPr>
+          <w:ilvl w:val="0"/>
+          <w:numId w:val="1014"/>
+        </w:numPr>
+      </w:pPr>
+      <w:r>
+        <w:rPr>
+          <w:rFonts w:hint="eastAsia"/>
+        </w:rPr>
+        <w:t xml:space="preserve">本院用法：初诊疑似病例按JSS标准判断是否为真性瘢痕疙瘩（决定放疗指征，见第二章）。</w:t>
+      </w:r>
+    </w:p>
+    <w:bookmarkEnd w:id="46"/>
+    <w:bookmarkStart w:id="47" w:name="X7f20fdcf69a46398d8ecd49d29acbb53bb08ad6"/>
+    <w:p>
+      <w:pPr>
+        <w:pStyle w:val="Heading3"/>
+      </w:pPr>
+      <w:r>
+        <w:t xml:space="preserve">C.4 </w:t>
+      </w:r>
+      <w:r>
+        <w:rPr>
+          <w:rFonts w:hint="eastAsia"/>
+        </w:rPr>
+        <w:t xml:space="preserve">KAAS——瘢痕疙瘩活动度评估量表（Keloid</w:t>
+      </w:r>
+      <w:r>
+        <w:t xml:space="preserve"> Activity Assessment </w:t>
+      </w:r>
+      <w:r>
+        <w:rPr>
+          <w:rFonts w:hint="eastAsia"/>
+        </w:rPr>
+        <w:t xml:space="preserve">Scale，北京协和2023）</w:t>
+      </w:r>
+    </w:p>
+    <w:p>
+      <w:pPr>
+        <w:pStyle w:val="Compact"/>
+        <w:numPr>
+          <w:ilvl w:val="0"/>
+          <w:numId w:val="1015"/>
+        </w:numPr>
+      </w:pPr>
+      <w:r>
+        <w:rPr>
+          <w:rFonts w:hint="eastAsia"/>
+        </w:rPr>
+        <w:t xml:space="preserve">用途：</w:t>
+      </w:r>
+      <w:r>
+        <w:rPr>
+          <w:rFonts w:hint="eastAsia"/>
+          <w:b/>
+          <w:bCs/>
+        </w:rPr>
+        <w:t xml:space="preserve">活动度与复发预测</w:t>
+      </w:r>
+      <w:r>
+        <w:rPr>
+          <w:rFonts w:hint="eastAsia"/>
+        </w:rPr>
+        <w:t xml:space="preserve">——评估红斑/充血、瘙痒、疼痛、持续生长等活跃征象，预测术后放疗复发风险（AUC</w:t>
+      </w:r>
+      <w:r>
+        <w:t xml:space="preserve"> </w:t>
+      </w:r>
+      <w:r>
+        <w:rPr>
+          <w:rFonts w:hint="eastAsia"/>
+        </w:rPr>
+        <w:t xml:space="preserve">0.858，优于VSS</w:t>
+      </w:r>
+      <w:r>
+        <w:t xml:space="preserve"> </w:t>
+      </w:r>
+      <w:r>
+        <w:rPr>
+          <w:rFonts w:hint="eastAsia"/>
+        </w:rPr>
+        <w:t xml:space="preserve">0.711；PMID</w:t>
+      </w:r>
+      <w:r>
+        <w:t xml:space="preserve"> </w:t>
+      </w:r>
+      <w:r>
+        <w:rPr>
+          <w:rFonts w:hint="eastAsia"/>
+        </w:rPr>
+        <w:t xml:space="preserve">36414722）。</w:t>
+      </w:r>
+    </w:p>
+    <w:p>
+      <w:pPr>
+        <w:pStyle w:val="Compact"/>
+        <w:numPr>
+          <w:ilvl w:val="0"/>
+          <w:numId w:val="1015"/>
+        </w:numPr>
+      </w:pPr>
+      <w:r>
+        <w:rPr>
+          <w:rFonts w:hint="eastAsia"/>
+        </w:rPr>
+        <w:t xml:space="preserve">本院用法：初诊风险分层时与第五章评分表配合使用；治疗前后对照。</w:t>
+      </w:r>
+    </w:p>
+    <w:bookmarkEnd w:id="47"/>
+    <w:bookmarkStart w:id="48" w:name="c.5-本院随访用法"/>
+    <w:p>
+      <w:pPr>
+        <w:pStyle w:val="Heading3"/>
+      </w:pPr>
+      <w:r>
+        <w:t xml:space="preserve">C.5 </w:t>
+      </w:r>
+      <w:r>
+        <w:rPr>
+          <w:rFonts w:hint="eastAsia"/>
+        </w:rPr>
+        <w:t xml:space="preserve">本院随访用法</w:t>
+      </w:r>
+    </w:p>
+    <w:p>
+      <w:pPr>
+        <w:pStyle w:val="Compact"/>
+        <w:numPr>
+          <w:ilvl w:val="0"/>
+          <w:numId w:val="1016"/>
+        </w:numPr>
+      </w:pPr>
+      <w:r>
+        <w:rPr>
+          <w:rFonts w:hint="eastAsia"/>
+          <w:b/>
+          <w:bCs/>
+        </w:rPr>
+        <w:t xml:space="preserve">常规随访</w:t>
+      </w:r>
+      <w:r>
+        <w:rPr>
+          <w:rFonts w:hint="eastAsia"/>
+        </w:rPr>
+        <w:t xml:space="preserve">：VSS（0–13）＋瘙痒/疼痛VAS（视觉模拟评分，0–10），节点见9.2（第1、3、6、12个月，之后每年1次）。</w:t>
+      </w:r>
+    </w:p>
+    <w:p>
+      <w:pPr>
+        <w:pStyle w:val="Compact"/>
+        <w:numPr>
+          <w:ilvl w:val="0"/>
+          <w:numId w:val="1016"/>
+        </w:numPr>
+      </w:pPr>
+      <w:r>
+        <w:rPr>
+          <w:rFonts w:hint="eastAsia"/>
+          <w:b/>
+          <w:bCs/>
+        </w:rPr>
+        <w:t xml:space="preserve">科研/高危病例</w:t>
+      </w:r>
+      <w:r>
+        <w:rPr>
+          <w:rFonts w:hint="eastAsia"/>
+        </w:rPr>
+        <w:t xml:space="preserve">：加用POSAS（观察者+患者双维度）。</w:t>
+      </w:r>
+    </w:p>
+    <w:p>
+      <w:pPr>
+        <w:pStyle w:val="Compact"/>
+        <w:numPr>
+          <w:ilvl w:val="0"/>
+          <w:numId w:val="1016"/>
+        </w:numPr>
+      </w:pPr>
+      <w:r>
+        <w:rPr>
+          <w:rFonts w:hint="eastAsia"/>
+          <w:b/>
+          <w:bCs/>
+        </w:rPr>
+        <w:t xml:space="preserve">初诊分层</w:t>
+      </w:r>
+      <w:r>
+        <w:rPr>
+          <w:rFonts w:hint="eastAsia"/>
+        </w:rPr>
+        <w:t xml:space="preserve">：KAAS配合第五章评分；JSS用于真性瘢痕疙瘩判定。</w:t>
+      </w:r>
+    </w:p>
+    <w:p>
+      <w:pPr>
+        <w:pStyle w:val="Compact"/>
+        <w:numPr>
+          <w:ilvl w:val="0"/>
+          <w:numId w:val="1016"/>
+        </w:numPr>
+      </w:pPr>
+      <w:r>
+        <w:rPr>
+          <w:rFonts w:hint="eastAsia"/>
+        </w:rPr>
+        <w:t xml:space="preserve">所有评分记录入登记表随访栏（见9.1），对照基线照片。</w:t>
+      </w:r>
+    </w:p>
+    <w:bookmarkEnd w:id="48"/>
+    <w:bookmarkEnd w:id="49"/>
+    <w:bookmarkStart w:id="50" w:name="主要参考文献"/>
+    <w:p>
+      <w:pPr>
+        <w:pStyle w:val="Heading2"/>
+      </w:pPr>
+      <w:r>
+        <w:rPr>
+          <w:rFonts w:hint="eastAsia"/>
+        </w:rPr>
         <w:t xml:space="preserve">主要参考文献</w:t>
       </w:r>
     </w:p>
@@ -10075,6 +11319,71 @@
         <w:rPr>
           <w:rFonts w:hint="eastAsia"/>
         </w:rPr>
+        <w:t xml:space="preserve">写在最后</w:t>
+      </w:r>
+      <w:r>
+        <w:t xml:space="preserve"> · </w:t>
+      </w:r>
+      <w:r>
+        <w:rPr>
+          <w:rFonts w:hint="eastAsia"/>
+        </w:rPr>
+        <w:t xml:space="preserve">给同事的寄语</w:t>
+      </w:r>
+    </w:p>
+    <w:p>
+      <w:pPr>
+        <w:pStyle w:val="BodyText"/>
+      </w:pPr>
+      <w:r>
+        <w:rPr>
+          <w:rFonts w:hint="eastAsia"/>
+        </w:rPr>
+        <w:t xml:space="preserve">瘢痕疙瘩的术后放疗，听起来简单，疗效也好，但放射治疗终究有其固有的风险。请每一位经手的同事牢记：严格把握放疗指征，牢记绝对与相对禁忌，仔细询问病史与既往治疗经历，认真做好风险分层，逐项核对照射野与照射技术，再为患者完成治疗。用我们的严谨，给整形外科的同事一份放心的辅助放疗，给患者一份安心的疗效。</w:t>
+      </w:r>
+    </w:p>
+    <w:p>
+      <w:pPr>
+        <w:pStyle w:val="BodyText"/>
+      </w:pPr>
+      <w:r>
+        <w:rPr>
+          <w:rFonts w:hint="eastAsia"/>
+        </w:rPr>
+        <w:t xml:space="preserve">另请各位技师：在各机房及CT模拟定位室常备多块可自由裁剪的Bolus（至少三块），并备好6</w:t>
+      </w:r>
+      <w:r>
+        <w:t xml:space="preserve"> </w:t>
+      </w:r>
+      <w:r>
+        <w:rPr>
+          <w:rFonts w:hint="eastAsia"/>
+        </w:rPr>
+        <w:t xml:space="preserve">mm铅皮、剪刀等制作个体化铅挡的工具，确保任何时段都能按规范完成治疗。</w:t>
+      </w:r>
+    </w:p>
+    <w:p>
+      <w:pPr>
+        <w:pStyle w:val="BodyText"/>
+      </w:pPr>
+      <w:r>
+        <w:t xml:space="preserve">—— </w:t>
+      </w:r>
+      <w:r>
+        <w:rPr>
+          <w:rFonts w:hint="eastAsia"/>
+        </w:rPr>
+        <w:t xml:space="preserve">放疗中心</w:t>
+      </w:r>
+    </w:p>
+    <w:p>
+      <w:pPr>
+        <w:pStyle w:val="BodyText"/>
+      </w:pPr>
+      <w:r>
+        <w:rPr>
+          <w:rFonts w:hint="eastAsia"/>
+        </w:rPr>
         <w:t xml:space="preserve">上海九院放疗中心</w:t>
       </w:r>
       <w:r>
@@ -10105,7 +11414,7 @@
         <w:t xml:space="preserve">内部讨论稿</w:t>
       </w:r>
     </w:p>
-    <w:bookmarkEnd w:id="44"/>
+    <w:bookmarkEnd w:id="50"/>
     <w:sectPr>
       <w:footnotePr>
         <w:numRestart w:val="eachSect"/>
@@ -10525,6 +11834,15 @@
     <w:abstractNumId w:val="991"/>
   </w:num>
   <w:num w:numId="1013">
+    <w:abstractNumId w:val="991"/>
+  </w:num>
+  <w:num w:numId="1014">
+    <w:abstractNumId w:val="991"/>
+  </w:num>
+  <w:num w:numId="1015">
+    <w:abstractNumId w:val="991"/>
+  </w:num>
+  <w:num w:numId="1016">
     <w:abstractNumId w:val="991"/>
   </w:num>
 </w:numbering>

--- a/瘢痕疙瘩放疗常规/九院瘢痕疙瘩术后放疗常规_v1.0_值班操作指引.docx
+++ b/瘢痕疙瘩放疗常规/九院瘢痕疙瘩术后放疗常规_v1.0_值班操作指引.docx
@@ -7457,13 +7457,69 @@
           <w:b/>
           <w:bCs/>
         </w:rPr>
-        <w:t xml:space="preserve">复发定义（统一标准）</w:t>
-      </w:r>
-      <w:r>
-        <w:rPr>
-          <w:rFonts w:hint="eastAsia"/>
-        </w:rPr>
-        <w:t xml:space="preserve">：切口范围再次出现超出原切口边缘的隆起性增生，持续≥3个月（客观），或伴瘙痒疼痛评分升高（主观）。随访对照基线照片。</w:t>
+        <w:t xml:space="preserve">复发定义（统一标准，RCT终点适用）</w:t>
+      </w:r>
+      <w:r>
+        <w:rPr>
+          <w:rFonts w:hint="eastAsia"/>
+        </w:rPr>
+        <w:t xml:space="preserve">：术后即刻基线照片评估后，原手术区域出现</w:t>
+      </w:r>
+      <w:r>
+        <w:rPr>
+          <w:rFonts w:hint="eastAsia"/>
+          <w:b/>
+          <w:bCs/>
+        </w:rPr>
+        <w:t xml:space="preserve">超出原切口边缘</w:t>
+      </w:r>
+      <w:r>
+        <w:rPr>
+          <w:rFonts w:hint="eastAsia"/>
+        </w:rPr>
+        <w:t xml:space="preserve">的隆起性增生，</w:t>
+      </w:r>
+      <w:r>
+        <w:rPr>
+          <w:rFonts w:hint="eastAsia"/>
+          <w:b/>
+          <w:bCs/>
+        </w:rPr>
+        <w:t xml:space="preserve">持续≥3个月</w:t>
+      </w:r>
+      <w:r>
+        <w:rPr>
+          <w:rFonts w:hint="eastAsia"/>
+        </w:rPr>
+        <w:t xml:space="preserve">且</w:t>
+      </w:r>
+      <w:r>
+        <w:rPr>
+          <w:rFonts w:hint="eastAsia"/>
+          <w:b/>
+          <w:bCs/>
+        </w:rPr>
+        <w:t xml:space="preserve">较前次随访进行性增大</w:t>
+      </w:r>
+      <w:r>
+        <w:rPr>
+          <w:rFonts w:hint="eastAsia"/>
+        </w:rPr>
+        <w:t xml:space="preserve">（间隔≥1个月对比）；由两名设盲医师按标准化照片独立判定，不一致时第三人裁定；瘙痒/疼痛加重作为辅助记录，不作判定必需条件。</w:t>
+      </w:r>
+      <w:r>
+        <w:rPr>
+          <w:rFonts w:hint="eastAsia"/>
+          <w:b/>
+          <w:bCs/>
+        </w:rPr>
+        <w:t xml:space="preserve">基线即存在的隆起且不增大者属残留/愈合反应，不计为复发</w:t>
+      </w:r>
+      <w:r>
+        <w:rPr>
+          <w:rFonts w:hint="eastAsia"/>
+        </w:rPr>
+        <w:t xml:space="preserve">；记录复发位置（照射野内/野边缘）。</w:t>
       </w:r>
     </w:p>
     <w:bookmarkEnd w:id="36"/>
@@ -10913,7 +10969,7 @@
       </w:r>
     </w:p>
     <w:bookmarkEnd w:id="47"/>
-    <w:bookmarkStart w:id="48" w:name="c.5-本院随访用法"/>
+    <w:bookmarkStart w:id="48" w:name="c.5-本院使用时机"/>
     <w:p>
       <w:pPr>
         <w:pStyle w:val="Heading3"/>
@@ -10925,7 +10981,7 @@
         <w:rPr>
           <w:rFonts w:hint="eastAsia"/>
         </w:rPr>
-        <w:t xml:space="preserve">本院随访用法</w:t>
+        <w:t xml:space="preserve">本院使用时机</w:t>
       </w:r>
     </w:p>
     <w:p>
@@ -10942,13 +10998,24 @@
           <w:b/>
           <w:bCs/>
         </w:rPr>
-        <w:t xml:space="preserve">常规随访</w:t>
-      </w:r>
-      <w:r>
-        <w:rPr>
-          <w:rFonts w:hint="eastAsia"/>
-        </w:rPr>
-        <w:t xml:space="preserve">：VSS（0–13）＋瘙痒/疼痛VAS（视觉模拟评分，0–10），节点见9.2（第1、3、6、12个月，之后每年1次）。</w:t>
+        <w:t xml:space="preserve">术前/初诊（整形外科）</w:t>
+      </w:r>
+      <w:r>
+        <w:rPr>
+          <w:rFonts w:hint="eastAsia"/>
+        </w:rPr>
+        <w:t xml:space="preserve">：JSS判定真性瘢痕疙瘩（决定手术指征）；KAAS评估活动度与复发风险——</w:t>
+      </w:r>
+      <w:r>
+        <w:rPr>
+          <w:rFonts w:hint="eastAsia"/>
+          <w:b/>
+          <w:bCs/>
+        </w:rPr>
+        <w:t xml:space="preserve">病灶切除后这两项对放疗科不再使用</w:t>
+      </w:r>
+      <w:r>
+        <w:t xml:space="preserve">。</w:t>
       </w:r>
     </w:p>
     <w:p>
@@ -10965,13 +11032,13 @@
           <w:b/>
           <w:bCs/>
         </w:rPr>
-        <w:t xml:space="preserve">科研/高危病例</w:t>
-      </w:r>
-      <w:r>
-        <w:rPr>
-          <w:rFonts w:hint="eastAsia"/>
-        </w:rPr>
-        <w:t xml:space="preserve">：加用POSAS（观察者+患者双维度）。</w:t>
+        <w:t xml:space="preserve">术后随访（放疗科）</w:t>
+      </w:r>
+      <w:r>
+        <w:rPr>
+          <w:rFonts w:hint="eastAsia"/>
+        </w:rPr>
+        <w:t xml:space="preserve">：VSS（0–13）＋瘙痒/疼痛VAS（视觉模拟评分，0–10），节点见9.2；科研/高危病例加用POSAS——仅用于随访疗效与复发判定。</w:t>
       </w:r>
     </w:p>
     <w:p>
@@ -10985,31 +11052,19 @@
       <w:r>
         <w:rPr>
           <w:rFonts w:hint="eastAsia"/>
-          <w:b/>
-          <w:bCs/>
-        </w:rPr>
-        <w:t xml:space="preserve">初诊分层</w:t>
-      </w:r>
-      <w:r>
-        <w:rPr>
-          <w:rFonts w:hint="eastAsia"/>
-        </w:rPr>
-        <w:t xml:space="preserve">：KAAS配合第五章评分；JSS用于真性瘢痕疙瘩判定。</w:t>
-      </w:r>
-    </w:p>
-    <w:p>
-      <w:pPr>
-        <w:pStyle w:val="Compact"/>
-        <w:numPr>
-          <w:ilvl w:val="0"/>
-          <w:numId w:val="1016"/>
-        </w:numPr>
-      </w:pPr>
-      <w:r>
-        <w:rPr>
-          <w:rFonts w:hint="eastAsia"/>
-        </w:rPr>
-        <w:t xml:space="preserve">所有评分记录入登记表随访栏（见9.1），对照基线照片。</w:t>
+        </w:rPr>
+        <w:t xml:space="preserve">评分记录入登记表随访栏（见9.1），对照基线照片；</w:t>
+      </w:r>
+      <w:r>
+        <w:rPr>
+          <w:rFonts w:hint="eastAsia"/>
+          <w:b/>
+          <w:bCs/>
+        </w:rPr>
+        <w:t xml:space="preserve">复发判定采用9.2统一标准，不单独依赖量表分变化</w:t>
+      </w:r>
+      <w:r>
+        <w:t xml:space="preserve">。</w:t>
       </w:r>
     </w:p>
     <w:bookmarkEnd w:id="48"/>

--- a/瘢痕疙瘩放疗常规/九院瘢痕疙瘩术后放疗常规_v1.0_值班操作指引.docx
+++ b/瘢痕疙瘩放疗常规/九院瘢痕疙瘩术后放疗常规_v1.0_值班操作指引.docx
@@ -9825,6 +9825,128 @@
         <w:t xml:space="preserve">41015665），但长期随访真实复发率约39%——随访不足会低估复发。</w:t>
       </w:r>
     </w:p>
+    <w:p>
+      <w:pPr>
+        <w:pStyle w:val="BodyText"/>
+      </w:pPr>
+      <w:r>
+        <w:rPr>
+          <w:rFonts w:hint="eastAsia"/>
+          <w:b/>
+          <w:bCs/>
+        </w:rPr>
+        <w:t xml:space="preserve">再程放疗（放疗后复发再切除后再程照射）的文献依据（资料性）</w:t>
+      </w:r>
+      <w:r>
+        <w:rPr>
+          <w:rFonts w:hint="eastAsia"/>
+        </w:rPr>
+        <w:t xml:space="preserve">：①</w:t>
+      </w:r>
+      <w:r>
+        <w:rPr>
+          <w:b/>
+          <w:bCs/>
+        </w:rPr>
+        <w:t xml:space="preserve">Garg 2004</w:t>
+      </w:r>
+      <w:r>
+        <w:rPr>
+          <w:rFonts w:hint="eastAsia"/>
+        </w:rPr>
+        <w:t xml:space="preserve">（PMID</w:t>
+      </w:r>
+      <w:r>
+        <w:t xml:space="preserve"> </w:t>
+      </w:r>
+      <w:r>
+        <w:rPr>
+          <w:rFonts w:hint="eastAsia"/>
+        </w:rPr>
+        <w:t xml:space="preserve">15542171）——外照射后复发的17个病灶，再切除后HDR</w:t>
+      </w:r>
+      <w:r>
+        <w:t xml:space="preserve"> 15 </w:t>
+      </w:r>
+      <w:r>
+        <w:rPr>
+          <w:rFonts w:hint="eastAsia"/>
+        </w:rPr>
+        <w:t xml:space="preserve">Gy/3次（术后连续3个工作日），88%（15/17）无复发；②</w:t>
+      </w:r>
+      <w:r>
+        <w:rPr>
+          <w:b/>
+          <w:bCs/>
+        </w:rPr>
+        <w:t xml:space="preserve">Jiang 2016</w:t>
+      </w:r>
+      <w:r>
+        <w:rPr>
+          <w:rFonts w:hint="eastAsia"/>
+        </w:rPr>
+        <w:t xml:space="preserve">（PMID</w:t>
+      </w:r>
+      <w:r>
+        <w:t xml:space="preserve"> </w:t>
+      </w:r>
+      <w:r>
+        <w:rPr>
+          <w:rFonts w:hint="eastAsia"/>
+        </w:rPr>
+        <w:t xml:space="preserve">26867882）——治疗抵抗性（含放疗后复发）瘢痕疙瘩组织间插植HDR前瞻研究，可行性与早期结果良好；③</w:t>
+      </w:r>
+      <w:r>
+        <w:rPr>
+          <w:b/>
+          <w:bCs/>
+        </w:rPr>
+        <w:t xml:space="preserve">Fortson 2012</w:t>
+      </w:r>
+      <w:r>
+        <w:rPr>
+          <w:rFonts w:hint="eastAsia"/>
+        </w:rPr>
+        <w:t xml:space="preserve">（PMID</w:t>
+      </w:r>
+      <w:r>
+        <w:t xml:space="preserve"> </w:t>
+      </w:r>
+      <w:r>
+        <w:rPr>
+          <w:rFonts w:hint="eastAsia"/>
+        </w:rPr>
+        <w:t xml:space="preserve">22829034）——儿童期首次放疗、成年后再程的个案，再程20个月后同区涎腺黏液表皮样癌——</w:t>
+      </w:r>
+      <w:r>
+        <w:rPr>
+          <w:rFonts w:hint="eastAsia"/>
+          <w:b/>
+          <w:bCs/>
+        </w:rPr>
+        <w:t xml:space="preserve">再程放疗须充分知情（晚期毒性、理论致癌风险累积）</w:t>
+      </w:r>
+      <w:r>
+        <w:rPr>
+          <w:rFonts w:hint="eastAsia"/>
+        </w:rPr>
+        <w:t xml:space="preserve">。再程放疗</w:t>
+      </w:r>
+      <w:r>
+        <w:rPr>
+          <w:rFonts w:hint="eastAsia"/>
+          <w:b/>
+          <w:bCs/>
+        </w:rPr>
+        <w:t xml:space="preserve">无RCT、无专门共识</w:t>
+      </w:r>
+      <w:r>
+        <w:rPr>
+          <w:rFonts w:hint="eastAsia"/>
+        </w:rPr>
+        <w:t xml:space="preserve">，均属专家意见级：首选与首次不同的技术（外照射后复发→HDR）、间隔≥12个月、累积剂量（EQD2/BED）评估、科内会诊后实施。</w:t>
+      </w:r>
+    </w:p>
     <w:bookmarkEnd w:id="43"/>
     <w:bookmarkStart w:id="49" w:name="附录c瘢痕评估量表详目"/>
     <w:p>
@@ -11364,6 +11486,42 @@
           <w:rFonts w:hint="eastAsia"/>
         </w:rPr>
         <w:t xml:space="preserve">38582626.（急性不良反应部分引用）</w:t>
+      </w:r>
+      <w:r>
+        <w:br/>
+      </w:r>
+      <w:r>
+        <w:t xml:space="preserve">26. Garg MK, et al. Adjuvant high dose rate brachytherapy (Ir-192) in the management of keloids which have recurred after surgical excision and external radiation. Radiother Oncol 2004. PMID </w:t>
+      </w:r>
+      <w:r>
+        <w:rPr>
+          <w:rFonts w:hint="eastAsia"/>
+        </w:rPr>
+        <w:t xml:space="preserve">15542171.（再程放疗）</w:t>
+      </w:r>
+      <w:r>
+        <w:br/>
+      </w:r>
+      <w:r>
+        <w:t xml:space="preserve">27. Jiang P, et al. Perioperative interstitial high-dose-rate brachytherapy for the treatment of recurrent keloids: feasibility and early results. Int J Radiat Oncol Biol Phys 2016. PMID </w:t>
+      </w:r>
+      <w:r>
+        <w:rPr>
+          <w:rFonts w:hint="eastAsia"/>
+        </w:rPr>
+        <w:t xml:space="preserve">26867882.（再程放疗）</w:t>
+      </w:r>
+      <w:r>
+        <w:br/>
+      </w:r>
+      <w:r>
+        <w:t xml:space="preserve">28. Fortson JK, et al. Atypical presentation of mucoepidermoid carcinoma after radiation therapy for the treatment of keloids. Ear Nose Throat J 2012. PMID </w:t>
+      </w:r>
+      <w:r>
+        <w:rPr>
+          <w:rFonts w:hint="eastAsia"/>
+        </w:rPr>
+        <w:t xml:space="preserve">22829034.（再程放疗致癌警示）</w:t>
       </w:r>
     </w:p>
     <w:p>

--- a/瘢痕疙瘩放疗常规/九院瘢痕疙瘩术后放疗常规_v1.0_值班操作指引.docx
+++ b/瘢痕疙瘩放疗常规/九院瘢痕疙瘩术后放疗常规_v1.0_值班操作指引.docx
@@ -157,7 +157,7 @@
           <w:b/>
           <w:bCs/>
         </w:rPr>
-        <w:t xml:space="preserve">病灶内注射治疗与近距离放疗本院暂不开展，相关内容列入附录A、B供参考。</w:t>
+        <w:t xml:space="preserve">病灶内注射治疗与近距离放疗本院暂不开展。</w:t>
       </w:r>
       <w:r>
         <w:rPr>
@@ -189,7 +189,7 @@
         <w:rPr>
           <w:rFonts w:hint="eastAsia"/>
         </w:rPr>
-        <w:t xml:space="preserve">瘢痕疙瘩切除术后放疗是整形外科与放疗中心联合治疗的关键环节。</w:t>
+        <w:t xml:space="preserve">瘢痕疙瘩切除术后放疗是整复外科与放疗中心联合治疗的关键环节。</w:t>
       </w:r>
       <w:r>
         <w:rPr>
@@ -534,7 +534,7 @@
         <w:rPr>
           <w:rFonts w:hint="eastAsia"/>
         </w:rPr>
-        <w:t xml:space="preserve">cm、无活动、无家族史）——可讨论注射替代（附录A）或观察；②增生性瘢痕；③儿童（&lt;16岁）；④禁忌部位（甲状腺、性腺、胸腺区）；⑤妊娠期；⑥患者充分知情后拒绝放疗。</w:t>
+        <w:t xml:space="preserve">cm、无活动、无家族史）——可讨论注射替代（由整复外科实施）或观察；②增生性瘢痕；③儿童（&lt;16岁）；④禁忌部位（甲状腺、性腺、胸腺区）；⑤妊娠期；⑥患者充分知情后拒绝放疗。</w:t>
       </w:r>
     </w:p>
     <w:bookmarkEnd w:id="11"/>
@@ -662,7 +662,7 @@
         <w:rPr>
           <w:rFonts w:hint="eastAsia"/>
         </w:rPr>
-        <w:t xml:space="preserve">：低危耳垂小瘢痕可讨论注射替代（附录A）；完全不处理则复发率高，且瘢痕可能继续生长。</w:t>
+        <w:t xml:space="preserve">：低危耳垂小瘢痕可讨论注射替代（由整复外科实施）；完全不处理则复发率高，且瘢痕可能继续生长。</w:t>
       </w:r>
     </w:p>
     <w:p>
@@ -1197,7 +1197,7 @@
               <w:rPr>
                 <w:rFonts w:hint="eastAsia"/>
               </w:rPr>
-              <w:t xml:space="preserve">不重复外照射；查首次剂量，上级会诊决定（近距离放疗本院暂未开展，见附录B）</w:t>
+              <w:t xml:space="preserve">不重复外照射；查首次剂量，上级会诊决定（本院不开展近距离放疗）</w:t>
             </w:r>
           </w:p>
         </w:tc>
@@ -2339,7 +2339,7 @@
                 <w:b/>
                 <w:bCs/>
               </w:rPr>
-              <w:t xml:space="preserve">耳垂小瘢痕可与手术医师讨论以TAC±5-FU注射替代放疗（见附录A）</w:t>
+              <w:t xml:space="preserve">耳垂小瘢痕可与手术医师讨论以TAC±5-FU注射替代放疗（由整复外科实施）</w:t>
             </w:r>
           </w:p>
         </w:tc>
@@ -2470,7 +2470,7 @@
               <w:rPr>
                 <w:rFonts w:hint="eastAsia"/>
               </w:rPr>
-              <w:t xml:space="preserve">Gy/2次；高张力部位复发率高，随访加密（联合注射与近距离放疗本院暂未开展，见附录A、B）</w:t>
+              <w:t xml:space="preserve">Gy/2次；高张力部位复发率高，随访加密（联合注射与近距离放疗本院暂未开展）</w:t>
             </w:r>
           </w:p>
         </w:tc>
@@ -2522,7 +2522,7 @@
               <w:rPr>
                 <w:rFonts w:hint="eastAsia"/>
               </w:rPr>
-              <w:t xml:space="preserve">Gy/2次（科内会诊）；可转诊至有近距离放疗条件的中心（见附录B）；随访≥5年</w:t>
+              <w:t xml:space="preserve">Gy/2次（科内会诊）；可转诊至有近距离放疗条件的中心；随访≥5年</w:t>
             </w:r>
           </w:p>
         </w:tc>
@@ -2888,7 +2888,7 @@
         <w:rPr>
           <w:rFonts w:hint="eastAsia"/>
         </w:rPr>
-        <w:t xml:space="preserve">。文中涉及的更高能量电子线、浅层X线及近距离放疗（附录B）均为知识性内容或转诊用途，本院不实施。</w:t>
+        <w:t xml:space="preserve">。文中涉及的更高能量电子线、浅层X线及近距离放疗均为知识性内容或转诊用途，本院不实施。</w:t>
       </w:r>
     </w:p>
     <w:tbl>
@@ -4787,7 +4787,7 @@
               <w:rPr>
                 <w:rFonts w:hint="eastAsia"/>
               </w:rPr>
-              <w:t xml:space="preserve">原则上不重复同一部位外照射；两次间隔≥12个月；再程技术资料见附录B</w:t>
+              <w:t xml:space="preserve">原则上不重复同一部位外照射；两次间隔≥12个月；再程方案经科内会诊确定</w:t>
             </w:r>
           </w:p>
         </w:tc>
@@ -5420,7 +5420,7 @@
               <w:rPr>
                 <w:rFonts w:hint="eastAsia"/>
               </w:rPr>
-              <w:t xml:space="preserve">MeV覆盖不足，评估3D-CRT/IMRT或转诊（附录B）；IMRT仅用于多灶或需量化盆腔剂量时</w:t>
+              <w:t xml:space="preserve">MeV覆盖不足，评估3D-CRT/IMRT或转诊；IMRT仅用于多灶或需量化盆腔剂量时</w:t>
             </w:r>
           </w:p>
         </w:tc>
@@ -5505,7 +5505,21 @@
         <w:rPr>
           <w:rFonts w:hint="eastAsia"/>
         </w:rPr>
-        <w:t xml:space="preserve">：告知复发率（总体&lt;10%）、色素沉着（约1/3）、皮炎（约12%）、理论致癌风险（极低，&lt;1/1000）、需随访≥2年。签署知情同意书。</w:t>
+        <w:t xml:space="preserve">：告知复发率（总体&lt;10%）、色素沉着（约1/3）、皮炎（约12%）、理论致癌风险（极低，&lt;1/1000）、</w:t>
+      </w:r>
+      <w:r>
+        <w:rPr>
+          <w:rFonts w:hint="eastAsia"/>
+          <w:b/>
+          <w:bCs/>
+        </w:rPr>
+        <w:t xml:space="preserve">疤痕放疗为自费项目（医保不覆盖）</w:t>
+      </w:r>
+      <w:r>
+        <w:rPr>
+          <w:rFonts w:hint="eastAsia"/>
+        </w:rPr>
+        <w:t xml:space="preserve">、需随访≥2年。签署知情同意书。</w:t>
       </w:r>
     </w:p>
     <w:p>
@@ -7378,7 +7392,7 @@
               <w:rPr>
                 <w:rFonts w:hint="eastAsia"/>
               </w:rPr>
-              <w:t xml:space="preserve">3/6/12/24个月：VSS评分（量表详目见附录C）、瘙痒/疼痛VAS、复发（是/否）、不良反应（CTCAE分级）</w:t>
+              <w:t xml:space="preserve">3/6/12/24个月：VSS评分（量表详目见附录）、瘙痒/疼痛VAS、复发（是/否）、不良反应（CTCAE分级）</w:t>
             </w:r>
           </w:p>
         </w:tc>
@@ -7555,7 +7569,7 @@
         <w:rPr>
           <w:rFonts w:hint="eastAsia"/>
         </w:rPr>
-        <w:t xml:space="preserve">Gy），严重急性反应少见，但值班医师须会处理，尤其是与切口相关的情况——这也是整形外科最关心的环节。</w:t>
+        <w:t xml:space="preserve">Gy），严重急性反应少见，但值班医师须会处理，尤其是与切口相关的情况——这也是整复外科最关心的环节。</w:t>
       </w:r>
     </w:p>
     <w:tbl>
@@ -7959,7 +7973,7 @@
         <w:rPr>
           <w:rFonts w:hint="eastAsia"/>
         </w:rPr>
-        <w:t xml:space="preserve">：放疗期间及结束后2周，切口保持清洁干燥；出现红肿热痛加重、渗液、发热，及时联系放疗科或整形外科，不要自行处理。</w:t>
+        <w:t xml:space="preserve">：放疗期间及结束后2周，切口保持清洁干燥；出现红肿热痛加重、渗液、发热，及时联系放疗科或整复外科，不要自行处理。</w:t>
       </w:r>
     </w:p>
     <w:bookmarkEnd w:id="37"/>
@@ -7998,7 +8012,7 @@
         <w:rPr>
           <w:rFonts w:hint="eastAsia"/>
         </w:rPr>
-        <w:t xml:space="preserve">：最常见（约1/3患者），6–12个月渐退；防晒、保湿；持久不退者可用激光（整形外科处理）。</w:t>
+        <w:t xml:space="preserve">：最常见（约1/3患者），6–12个月渐退；防晒、保湿；持久不退者可用激光（整复外科处理）。</w:t>
       </w:r>
     </w:p>
     <w:p>
@@ -8044,7 +8058,7 @@
         <w:rPr>
           <w:rFonts w:hint="eastAsia"/>
         </w:rPr>
-        <w:t xml:space="preserve">：转诊整形外科。</w:t>
+        <w:t xml:space="preserve">：转诊整复外科。</w:t>
       </w:r>
     </w:p>
     <w:p>
@@ -8230,7 +8244,7 @@
               <w:rPr>
                 <w:rFonts w:hint="eastAsia"/>
               </w:rPr>
-              <w:t xml:space="preserve">不重复同一部位外照射；查首次剂量与时间（间隔≥12个月）；科内会诊决定再程方案（近距离放疗本院暂未开展，见附录B）；关注晚期毒性</w:t>
+              <w:t xml:space="preserve">不重复同一部位外照射；查首次剂量与时间（间隔≥12个月）；科内会诊决定再程方案（本院不开展近距离放疗）；关注晚期毒性</w:t>
             </w:r>
           </w:p>
         </w:tc>
@@ -8260,7 +8274,7 @@
               <w:rPr>
                 <w:rFonts w:hint="eastAsia"/>
               </w:rPr>
-              <w:t xml:space="preserve">相对禁忌：充分知情（理论致癌风险、筛查影响），电子线小野控深，或与外科讨论以TAC+5-FU注射替代放疗（见附录A）</w:t>
+              <w:t xml:space="preserve">相对禁忌：充分知情（理论致癌风险、筛查影响），电子线小野控深，或与外科讨论以TAC+5-FU注射替代放疗（由整复外科实施）</w:t>
             </w:r>
           </w:p>
         </w:tc>
@@ -8926,7 +8940,7 @@
         <w:rPr>
           <w:rFonts w:hint="eastAsia"/>
         </w:rPr>
-        <w:t xml:space="preserve">近距离放疗（HDR）分割方案见附录B——本院暂不开展。</w:t>
+        <w:t xml:space="preserve">本院不开展近距离放疗。</w:t>
       </w:r>
     </w:p>
     <w:p>
@@ -9002,7 +9016,7 @@
       </w:r>
     </w:p>
     <w:bookmarkEnd w:id="41"/>
-    <w:bookmarkStart w:id="42" w:name="附录a病灶内注射治疗tac5-fu本院暂不开展资料性内容"/>
+    <w:bookmarkStart w:id="47" w:name="附录瘢痕评估量表详目"/>
     <w:p>
       <w:pPr>
         <w:pStyle w:val="Heading2"/>
@@ -9011,7 +9025,7 @@
         <w:rPr>
           <w:rFonts w:hint="eastAsia"/>
         </w:rPr>
-        <w:t xml:space="preserve">附录A：病灶内注射治疗（TAC/5-FU）——本院暂不开展，资料性内容</w:t>
+        <w:t xml:space="preserve">附录：瘢痕评估量表详目</w:t>
       </w:r>
     </w:p>
     <w:p>
@@ -9022,952 +9036,6 @@
         <w:rPr>
           <w:rFonts w:hint="eastAsia"/>
         </w:rPr>
-        <w:t xml:space="preserve">病灶内注射是瘢痕疙瘩综合治疗的常用手段，</w:t>
-      </w:r>
-      <w:r>
-        <w:rPr>
-          <w:rFonts w:hint="eastAsia"/>
-          <w:b/>
-          <w:bCs/>
-        </w:rPr>
-        <w:t xml:space="preserve">本院放疗科暂不开展</w:t>
-      </w:r>
-      <w:r>
-        <w:rPr>
-          <w:rFonts w:hint="eastAsia"/>
-        </w:rPr>
-        <w:t xml:space="preserve">，此处收录供值班医师了解治疗体系全貌、与整形外科沟通及讨论转诊时参考。</w:t>
-      </w:r>
-    </w:p>
-    <w:tbl>
-      <w:tblPr>
-        <w:tblStyle w:val="Table"/>
-        <w:tblW w:type="auto" w:w="0"/>
-        <w:tblLook w:firstRow="1" w:lastRow="0" w:firstColumn="0" w:lastColumn="0" w:noHBand="0" w:noVBand="0" w:val="0020"/>
-      </w:tblPr>
-      <w:tblGrid>
-        <w:gridCol w:w="1980"/>
-        <w:gridCol w:w="1980"/>
-        <w:gridCol w:w="1980"/>
-        <w:gridCol w:w="1980"/>
-      </w:tblGrid>
-      <w:tr>
-        <w:trPr>
-          <w:tblHeader w:val="on"/>
-        </w:trPr>
-        <w:tc>
-          <w:tcPr/>
-          <w:p>
-            <w:pPr>
-              <w:pStyle w:val="Compact"/>
-            </w:pPr>
-            <w:r>
-              <w:rPr>
-                <w:rFonts w:hint="eastAsia"/>
-              </w:rPr>
-              <w:t xml:space="preserve">药物</w:t>
-            </w:r>
-          </w:p>
-        </w:tc>
-        <w:tc>
-          <w:tcPr/>
-          <w:p>
-            <w:pPr>
-              <w:pStyle w:val="Compact"/>
-            </w:pPr>
-            <w:r>
-              <w:rPr>
-                <w:rFonts w:hint="eastAsia"/>
-              </w:rPr>
-              <w:t xml:space="preserve">机制</w:t>
-            </w:r>
-          </w:p>
-        </w:tc>
-        <w:tc>
-          <w:tcPr/>
-          <w:p>
-            <w:pPr>
-              <w:pStyle w:val="Compact"/>
-            </w:pPr>
-            <w:r>
-              <w:rPr>
-                <w:rFonts w:hint="eastAsia"/>
-              </w:rPr>
-              <w:t xml:space="preserve">常用方案</w:t>
-            </w:r>
-          </w:p>
-        </w:tc>
-        <w:tc>
-          <w:tcPr/>
-          <w:p>
-            <w:pPr>
-              <w:pStyle w:val="Compact"/>
-            </w:pPr>
-            <w:r>
-              <w:rPr>
-                <w:rFonts w:hint="eastAsia"/>
-              </w:rPr>
-              <w:t xml:space="preserve">注意</w:t>
-            </w:r>
-          </w:p>
-        </w:tc>
-      </w:tr>
-      <w:tr>
-        <w:tc>
-          <w:tcPr/>
-          <w:p>
-            <w:pPr>
-              <w:pStyle w:val="Compact"/>
-            </w:pPr>
-            <w:r>
-              <w:rPr>
-                <w:rFonts w:hint="eastAsia"/>
-                <w:b/>
-                <w:bCs/>
-              </w:rPr>
-              <w:t xml:space="preserve">曲安奈德（TAC）</w:t>
-            </w:r>
-          </w:p>
-        </w:tc>
-        <w:tc>
-          <w:tcPr/>
-          <w:p>
-            <w:pPr>
-              <w:pStyle w:val="Compact"/>
-            </w:pPr>
-            <w:r>
-              <w:rPr>
-                <w:rFonts w:hint="eastAsia"/>
-              </w:rPr>
-              <w:t xml:space="preserve">糖皮质激素：抑制成纤维细胞增殖、下调I/III型胶原合成、抑制TGF-β、抗炎</w:t>
-            </w:r>
-          </w:p>
-        </w:tc>
-        <w:tc>
-          <w:tcPr/>
-          <w:p>
-            <w:pPr>
-              <w:pStyle w:val="Compact"/>
-            </w:pPr>
-            <w:r>
-              <w:t xml:space="preserve">10–40 mg/mL </w:t>
-            </w:r>
-            <w:r>
-              <w:rPr>
-                <w:rFonts w:hint="eastAsia"/>
-              </w:rPr>
-              <w:t xml:space="preserve">病灶内注射，每4–6周1次，按病灶体积给药</w:t>
-            </w:r>
-          </w:p>
-        </w:tc>
-        <w:tc>
-          <w:tcPr/>
-          <w:p>
-            <w:pPr>
-              <w:pStyle w:val="Compact"/>
-            </w:pPr>
-            <w:r>
-              <w:rPr>
-                <w:rFonts w:hint="eastAsia"/>
-              </w:rPr>
-              <w:t xml:space="preserve">皮肤萎缩、色素减退/沉着、毛细血管扩张、注射痛；大剂量反复使用可致局部脂肪萎缩</w:t>
-            </w:r>
-          </w:p>
-        </w:tc>
-      </w:tr>
-      <w:tr>
-        <w:tc>
-          <w:tcPr/>
-          <w:p>
-            <w:pPr>
-              <w:pStyle w:val="Compact"/>
-            </w:pPr>
-            <w:r>
-              <w:rPr>
-                <w:rFonts w:hint="eastAsia"/>
-                <w:b/>
-                <w:bCs/>
-              </w:rPr>
-              <w:t xml:space="preserve">5-氟尿嘧啶（5-FU）</w:t>
-            </w:r>
-          </w:p>
-        </w:tc>
-        <w:tc>
-          <w:tcPr/>
-          <w:p>
-            <w:pPr>
-              <w:pStyle w:val="Compact"/>
-            </w:pPr>
-            <w:r>
-              <w:rPr>
-                <w:rFonts w:hint="eastAsia"/>
-              </w:rPr>
-              <w:t xml:space="preserve">抗代谢药：干扰DNA/RNA合成，抑制成纤维细胞增殖</w:t>
-            </w:r>
-          </w:p>
-        </w:tc>
-        <w:tc>
-          <w:tcPr/>
-          <w:p>
-            <w:pPr>
-              <w:pStyle w:val="Compact"/>
-            </w:pPr>
-            <w:r>
-              <w:t xml:space="preserve">50 </w:t>
-            </w:r>
-            <w:r>
-              <w:rPr>
-                <w:rFonts w:hint="eastAsia"/>
-              </w:rPr>
-              <w:t xml:space="preserve">mg/mL，每次0.2–0.5</w:t>
-            </w:r>
-            <w:r>
-              <w:t xml:space="preserve"> </w:t>
-            </w:r>
-            <w:r>
-              <w:rPr>
-                <w:rFonts w:hint="eastAsia"/>
-              </w:rPr>
-              <w:t xml:space="preserve">mL/病灶，每周至每2周1次，4–8次为一疗程</w:t>
-            </w:r>
-          </w:p>
-        </w:tc>
-        <w:tc>
-          <w:tcPr/>
-          <w:p>
-            <w:pPr>
-              <w:pStyle w:val="Compact"/>
-            </w:pPr>
-            <w:r>
-              <w:rPr>
-                <w:rFonts w:hint="eastAsia"/>
-              </w:rPr>
-              <w:t xml:space="preserve">注射时烧灼痛明显；色素沉着；小剂量局部使用无全身骨髓毒性</w:t>
-            </w:r>
-          </w:p>
-        </w:tc>
-      </w:tr>
-      <w:tr>
-        <w:tc>
-          <w:tcPr/>
-          <w:p>
-            <w:pPr>
-              <w:pStyle w:val="Compact"/>
-            </w:pPr>
-            <w:r>
-              <w:rPr>
-                <w:rFonts w:hint="eastAsia"/>
-                <w:b/>
-                <w:bCs/>
-              </w:rPr>
-              <w:t xml:space="preserve">TAC+5-FU联合（常用）</w:t>
-            </w:r>
-          </w:p>
-        </w:tc>
-        <w:tc>
-          <w:tcPr/>
-          <w:p>
-            <w:pPr>
-              <w:pStyle w:val="Compact"/>
-            </w:pPr>
-            <w:r>
-              <w:rPr>
-                <w:rFonts w:hint="eastAsia"/>
-              </w:rPr>
-              <w:t xml:space="preserve">机制互补：激素抗炎＋抗代谢抗增殖</w:t>
-            </w:r>
-          </w:p>
-        </w:tc>
-        <w:tc>
-          <w:tcPr/>
-          <w:p>
-            <w:pPr>
-              <w:pStyle w:val="Compact"/>
-            </w:pPr>
-            <w:r>
-              <w:t xml:space="preserve">TAC 10–20 mg </w:t>
-            </w:r>
-            <w:r>
-              <w:rPr>
-                <w:rFonts w:hint="eastAsia"/>
-              </w:rPr>
-              <w:t xml:space="preserve">混合</w:t>
-            </w:r>
-            <w:r>
-              <w:t xml:space="preserve"> 5-FU 25–50 </w:t>
-            </w:r>
-            <w:r>
-              <w:rPr>
-                <w:rFonts w:hint="eastAsia"/>
-              </w:rPr>
-              <w:t xml:space="preserve">mg，每3–4周1次</w:t>
-            </w:r>
-          </w:p>
-        </w:tc>
-        <w:tc>
-          <w:tcPr/>
-          <w:p>
-            <w:pPr>
-              <w:pStyle w:val="Compact"/>
-            </w:pPr>
-            <w:r>
-              <w:rPr>
-                <w:rFonts w:hint="eastAsia"/>
-              </w:rPr>
-              <w:t xml:space="preserve">联合可减少各自剂量，减轻激素萎缩副作用；具体剂量与注射技术以整形外科常规为准</w:t>
-            </w:r>
-          </w:p>
-        </w:tc>
-      </w:tr>
-    </w:tbl>
-    <w:p>
-      <w:pPr>
-        <w:pStyle w:val="BodyText"/>
-      </w:pPr>
-      <w:r>
-        <w:rPr>
-          <w:rFonts w:hint="eastAsia"/>
-          <w:b/>
-          <w:bCs/>
-        </w:rPr>
-        <w:t xml:space="preserve">与放疗的关系（文献定位）：</w:t>
-      </w:r>
-    </w:p>
-    <w:p>
-      <w:pPr>
-        <w:pStyle w:val="Compact"/>
-        <w:numPr>
-          <w:ilvl w:val="0"/>
-          <w:numId w:val="1013"/>
-        </w:numPr>
-      </w:pPr>
-      <w:r>
-        <w:rPr>
-          <w:rFonts w:hint="eastAsia"/>
-          <w:b/>
-          <w:bCs/>
-        </w:rPr>
-        <w:t xml:space="preserve">低危替代</w:t>
-      </w:r>
-      <w:r>
-        <w:rPr>
-          <w:rFonts w:hint="eastAsia"/>
-        </w:rPr>
-        <w:t xml:space="preserve">：耳垂小瘢痕切除后，TAC±5-FU注射与放疗疗效相当（RCT，PMID</w:t>
-      </w:r>
-      <w:r>
-        <w:t xml:space="preserve"> </w:t>
-      </w:r>
-      <w:r>
-        <w:rPr>
-          <w:rFonts w:hint="eastAsia"/>
-        </w:rPr>
-        <w:t xml:space="preserve">29534885；2026年耳部meta：TAC</w:t>
-      </w:r>
-      <w:r>
-        <w:t xml:space="preserve"> 12% vs RT </w:t>
-      </w:r>
-      <w:r>
-        <w:rPr>
-          <w:rFonts w:hint="eastAsia"/>
-        </w:rPr>
-        <w:t xml:space="preserve">13%，但放疗更持久，PMID</w:t>
-      </w:r>
-      <w:r>
-        <w:t xml:space="preserve"> </w:t>
-      </w:r>
-      <w:r>
-        <w:rPr>
-          <w:rFonts w:hint="eastAsia"/>
-        </w:rPr>
-        <w:t xml:space="preserve">41636029）——这是"低危豁免放疗"讨论的循证基础。</w:t>
-      </w:r>
-    </w:p>
-    <w:p>
-      <w:pPr>
-        <w:pStyle w:val="Compact"/>
-        <w:numPr>
-          <w:ilvl w:val="0"/>
-          <w:numId w:val="1013"/>
-        </w:numPr>
-      </w:pPr>
-      <w:r>
-        <w:rPr>
-          <w:rFonts w:hint="eastAsia"/>
-          <w:b/>
-          <w:bCs/>
-        </w:rPr>
-        <w:t xml:space="preserve">高危联合</w:t>
-      </w:r>
-      <w:r>
-        <w:rPr>
-          <w:rFonts w:hint="eastAsia"/>
-        </w:rPr>
-        <w:t xml:space="preserve">：放疗＋术后序贯注射可降低复发、改善瘙痒疼痛（4年回顾，PMID</w:t>
-      </w:r>
-      <w:r>
-        <w:t xml:space="preserve"> </w:t>
-      </w:r>
-      <w:r>
-        <w:rPr>
-          <w:rFonts w:hint="eastAsia"/>
-        </w:rPr>
-        <w:t xml:space="preserve">40425880；三重治疗meta，PMID</w:t>
-      </w:r>
-      <w:r>
-        <w:t xml:space="preserve"> </w:t>
-      </w:r>
-      <w:r>
-        <w:rPr>
-          <w:rFonts w:hint="eastAsia"/>
-        </w:rPr>
-        <w:t xml:space="preserve">32224709；手术+RT后序贯注射远期缓解率89%，PMID</w:t>
-      </w:r>
-      <w:r>
-        <w:t xml:space="preserve"> </w:t>
-      </w:r>
-      <w:r>
-        <w:rPr>
-          <w:rFonts w:hint="eastAsia"/>
-        </w:rPr>
-        <w:t xml:space="preserve">21407049）。</w:t>
-      </w:r>
-    </w:p>
-    <w:p>
-      <w:pPr>
-        <w:pStyle w:val="Compact"/>
-        <w:numPr>
-          <w:ilvl w:val="0"/>
-          <w:numId w:val="1013"/>
-        </w:numPr>
-      </w:pPr>
-      <w:r>
-        <w:rPr>
-          <w:rFonts w:hint="eastAsia"/>
-          <w:b/>
-          <w:bCs/>
-        </w:rPr>
-        <w:t xml:space="preserve">放疗后复发补救</w:t>
-      </w:r>
-      <w:r>
-        <w:rPr>
-          <w:rFonts w:hint="eastAsia"/>
-        </w:rPr>
-        <w:t xml:space="preserve">：再程放疗受限时，注射是主要补救手段之一。</w:t>
-      </w:r>
-    </w:p>
-    <w:p>
-      <w:pPr>
-        <w:pStyle w:val="FirstParagraph"/>
-      </w:pPr>
-      <w:r>
-        <w:rPr>
-          <w:rFonts w:hint="eastAsia"/>
-          <w:b/>
-          <w:bCs/>
-        </w:rPr>
-        <w:t xml:space="preserve">时机</w:t>
-      </w:r>
-      <w:r>
-        <w:rPr>
-          <w:rFonts w:hint="eastAsia"/>
-        </w:rPr>
-        <w:t xml:space="preserve">（若今后开展）：通常于放疗结束后4–6周开始（避开急性放射性皮炎期），每3–4周1次，疗程由整形外科根据病灶反应决定（一般2–4次）。既往注射史本身是复发风险因素，分层评分"既往史"项已计入。</w:t>
-      </w:r>
-    </w:p>
-    <w:bookmarkEnd w:id="42"/>
-    <w:bookmarkStart w:id="43" w:name="附录b近距离放疗hdr本院暂不开展资料性内容"/>
-    <w:p>
-      <w:pPr>
-        <w:pStyle w:val="Heading2"/>
-      </w:pPr>
-      <w:r>
-        <w:rPr>
-          <w:rFonts w:hint="eastAsia"/>
-        </w:rPr>
-        <w:t xml:space="preserve">附录B：近距离放疗（HDR）——本院暂不开展，资料性内容</w:t>
-      </w:r>
-    </w:p>
-    <w:p>
-      <w:pPr>
-        <w:pStyle w:val="FirstParagraph"/>
-      </w:pPr>
-      <w:r>
-        <w:rPr>
-          <w:rFonts w:hint="eastAsia"/>
-        </w:rPr>
-        <w:t xml:space="preserve">本院目前尚无后装治疗机，HDR方案仅作资料收录，</w:t>
-      </w:r>
-      <w:r>
-        <w:rPr>
-          <w:rFonts w:hint="eastAsia"/>
-          <w:b/>
-          <w:bCs/>
-        </w:rPr>
-        <w:t xml:space="preserve">待后装机安装、验收及人员培训完成后另行制定实施细则</w:t>
-      </w:r>
-      <w:r>
-        <w:rPr>
-          <w:rFonts w:hint="eastAsia"/>
-        </w:rPr>
-        <w:t xml:space="preserve">。现阶段复杂病例以电子线精确计划（多野、Bolus、挡铅、CT定位）为主要手段。依据GEC-ESTRO近距离治疗规范（2025，Handbook</w:t>
-      </w:r>
-      <w:r>
-        <w:t xml:space="preserve"> </w:t>
-      </w:r>
-      <w:r>
-        <w:rPr>
-          <w:rFonts w:hint="eastAsia"/>
-        </w:rPr>
-        <w:t xml:space="preserve">Ch.32）。</w:t>
-      </w:r>
-    </w:p>
-    <w:tbl>
-      <w:tblPr>
-        <w:tblStyle w:val="Table"/>
-        <w:tblW w:type="auto" w:w="0"/>
-        <w:tblLook w:firstRow="1" w:lastRow="0" w:firstColumn="0" w:lastColumn="0" w:noHBand="0" w:noVBand="0" w:val="0020"/>
-      </w:tblPr>
-      <w:tblGrid>
-        <w:gridCol w:w="1980"/>
-        <w:gridCol w:w="1980"/>
-        <w:gridCol w:w="1980"/>
-        <w:gridCol w:w="1980"/>
-      </w:tblGrid>
-      <w:tr>
-        <w:trPr>
-          <w:tblHeader w:val="on"/>
-        </w:trPr>
-        <w:tc>
-          <w:tcPr/>
-          <w:p>
-            <w:pPr>
-              <w:pStyle w:val="Compact"/>
-            </w:pPr>
-            <w:r>
-              <w:rPr>
-                <w:rFonts w:hint="eastAsia"/>
-              </w:rPr>
-              <w:t xml:space="preserve">方案</w:t>
-            </w:r>
-          </w:p>
-        </w:tc>
-        <w:tc>
-          <w:tcPr/>
-          <w:p>
-            <w:pPr>
-              <w:pStyle w:val="Compact"/>
-            </w:pPr>
-            <w:r>
-              <w:rPr>
-                <w:rFonts w:hint="eastAsia"/>
-              </w:rPr>
-              <w:t xml:space="preserve">处方深度</w:t>
-            </w:r>
-          </w:p>
-        </w:tc>
-        <w:tc>
-          <w:tcPr/>
-          <w:p>
-            <w:pPr>
-              <w:pStyle w:val="Compact"/>
-            </w:pPr>
-            <w:r>
-              <w:t xml:space="preserve">BED₁₀</w:t>
-            </w:r>
-          </w:p>
-        </w:tc>
-        <w:tc>
-          <w:tcPr/>
-          <w:p>
-            <w:pPr>
-              <w:pStyle w:val="Compact"/>
-            </w:pPr>
-            <w:r>
-              <w:rPr>
-                <w:rFonts w:hint="eastAsia"/>
-              </w:rPr>
-              <w:t xml:space="preserve">说明</w:t>
-            </w:r>
-          </w:p>
-        </w:tc>
-      </w:tr>
-      <w:tr>
-        <w:tc>
-          <w:tcPr/>
-          <w:p>
-            <w:pPr>
-              <w:pStyle w:val="Compact"/>
-            </w:pPr>
-            <w:r>
-              <w:rPr>
-                <w:b/>
-                <w:bCs/>
-              </w:rPr>
-              <w:t xml:space="preserve">3×6 </w:t>
-            </w:r>
-            <w:r>
-              <w:rPr>
-                <w:rFonts w:hint="eastAsia"/>
-                <w:b/>
-                <w:bCs/>
-              </w:rPr>
-              <w:t xml:space="preserve">Gy（首选）</w:t>
-            </w:r>
-          </w:p>
-        </w:tc>
-        <w:tc>
-          <w:tcPr/>
-          <w:p>
-            <w:pPr>
-              <w:pStyle w:val="Compact"/>
-            </w:pPr>
-            <w:r>
-              <w:t xml:space="preserve">5 mm</w:t>
-            </w:r>
-          </w:p>
-        </w:tc>
-        <w:tc>
-          <w:tcPr/>
-          <w:p>
-            <w:pPr>
-              <w:pStyle w:val="Compact"/>
-            </w:pPr>
-            <w:r>
-              <w:t xml:space="preserve">28.8</w:t>
-            </w:r>
-          </w:p>
-        </w:tc>
-        <w:tc>
-          <w:tcPr/>
-          <w:p>
-            <w:pPr>
-              <w:pStyle w:val="Compact"/>
-            </w:pPr>
-            <w:r>
-              <w:rPr>
-                <w:rFonts w:hint="eastAsia"/>
-              </w:rPr>
-              <w:t xml:space="preserve">术后7小时内首次，次日完成剩余2次；全程等驻留时间（不推荐几何优化，避免进出点皮肤热点）</w:t>
-            </w:r>
-          </w:p>
-        </w:tc>
-      </w:tr>
-      <w:tr>
-        <w:tc>
-          <w:tcPr/>
-          <w:p>
-            <w:pPr>
-              <w:pStyle w:val="Compact"/>
-            </w:pPr>
-            <w:r>
-              <w:t xml:space="preserve">2×7 Gy</w:t>
-            </w:r>
-          </w:p>
-        </w:tc>
-        <w:tc>
-          <w:tcPr/>
-          <w:p>
-            <w:pPr>
-              <w:pStyle w:val="Compact"/>
-            </w:pPr>
-            <w:r>
-              <w:t xml:space="preserve">5 mm</w:t>
-            </w:r>
-          </w:p>
-        </w:tc>
-        <w:tc>
-          <w:tcPr/>
-          <w:p>
-            <w:pPr>
-              <w:pStyle w:val="Compact"/>
-            </w:pPr>
-            <w:r>
-              <w:t xml:space="preserve">23.8</w:t>
-            </w:r>
-          </w:p>
-        </w:tc>
-        <w:tc>
-          <w:tcPr/>
-          <w:p>
-            <w:pPr>
-              <w:pStyle w:val="Compact"/>
-            </w:pPr>
-            <w:r>
-              <w:rPr>
-                <w:rFonts w:hint="eastAsia"/>
-              </w:rPr>
-              <w:t xml:space="preserve">常用替代</w:t>
-            </w:r>
-          </w:p>
-        </w:tc>
-      </w:tr>
-      <w:tr>
-        <w:tc>
-          <w:tcPr/>
-          <w:p>
-            <w:pPr>
-              <w:pStyle w:val="Compact"/>
-            </w:pPr>
-            <w:r>
-              <w:t xml:space="preserve">1×13 Gy</w:t>
-            </w:r>
-          </w:p>
-        </w:tc>
-        <w:tc>
-          <w:tcPr/>
-          <w:p>
-            <w:pPr>
-              <w:pStyle w:val="Compact"/>
-            </w:pPr>
-            <w:r>
-              <w:t xml:space="preserve">5–7 mm</w:t>
-            </w:r>
-          </w:p>
-        </w:tc>
-        <w:tc>
-          <w:tcPr/>
-          <w:p>
-            <w:pPr>
-              <w:pStyle w:val="Compact"/>
-            </w:pPr>
-            <w:r>
-              <w:t xml:space="preserve">29.9</w:t>
-            </w:r>
-          </w:p>
-        </w:tc>
-        <w:tc>
-          <w:tcPr/>
-          <w:p>
-            <w:pPr>
-              <w:pStyle w:val="Compact"/>
-            </w:pPr>
-            <w:r>
-              <w:rPr>
-                <w:rFonts w:hint="eastAsia"/>
-              </w:rPr>
-              <w:t xml:space="preserve">单次方案</w:t>
-            </w:r>
-          </w:p>
-        </w:tc>
-      </w:tr>
-    </w:tbl>
-    <w:p>
-      <w:pPr>
-        <w:pStyle w:val="BodyText"/>
-      </w:pPr>
-      <w:r>
-        <w:rPr>
-          <w:rFonts w:hint="eastAsia"/>
-          <w:b/>
-          <w:bCs/>
-        </w:rPr>
-        <w:t xml:space="preserve">技术要点（资料性）</w:t>
-      </w:r>
-      <w:r>
-        <w:rPr>
-          <w:rFonts w:hint="eastAsia"/>
-        </w:rPr>
-        <w:t xml:space="preserve">：组织间插植——6F中空塑料导管，皮下5–7</w:t>
-      </w:r>
-      <w:r>
-        <w:t xml:space="preserve"> </w:t>
-      </w:r>
-      <w:r>
-        <w:rPr>
-          <w:rFonts w:hint="eastAsia"/>
-        </w:rPr>
-        <w:t xml:space="preserve">mm，导管间距1.0–1.5</w:t>
-      </w:r>
-      <w:r>
-        <w:t xml:space="preserve"> </w:t>
-      </w:r>
-      <w:r>
-        <w:rPr>
-          <w:rFonts w:hint="eastAsia"/>
-        </w:rPr>
-        <w:t xml:space="preserve">cm平行于切口，活性长度=切口长度+两端各5</w:t>
-      </w:r>
-      <w:r>
-        <w:t xml:space="preserve"> </w:t>
-      </w:r>
-      <w:r>
-        <w:rPr>
-          <w:rFonts w:hint="eastAsia"/>
-        </w:rPr>
-        <w:t xml:space="preserve">mm；表面施源器（Leipzig/Freiburg）——处方深度5</w:t>
-      </w:r>
-      <w:r>
-        <w:t xml:space="preserve"> </w:t>
-      </w:r>
-      <w:r>
-        <w:rPr>
-          <w:rFonts w:hint="eastAsia"/>
-        </w:rPr>
-        <w:t xml:space="preserve">mm，等间距导管，等驻留时间。HDR用于耳廓等曲面部位、放疗后复发再程治疗；89.7个月中位随访研究显示耳部复发风险低（HR</w:t>
-      </w:r>
-      <w:r>
-        <w:t xml:space="preserve"> </w:t>
-      </w:r>
-      <w:r>
-        <w:rPr>
-          <w:rFonts w:hint="eastAsia"/>
-        </w:rPr>
-        <w:t xml:space="preserve">0.38，PMID</w:t>
-      </w:r>
-      <w:r>
-        <w:t xml:space="preserve"> </w:t>
-      </w:r>
-      <w:r>
-        <w:rPr>
-          <w:rFonts w:hint="eastAsia"/>
-        </w:rPr>
-        <w:t xml:space="preserve">41015665），但长期随访真实复发率约39%——随访不足会低估复发。</w:t>
-      </w:r>
-    </w:p>
-    <w:p>
-      <w:pPr>
-        <w:pStyle w:val="BodyText"/>
-      </w:pPr>
-      <w:r>
-        <w:rPr>
-          <w:rFonts w:hint="eastAsia"/>
-          <w:b/>
-          <w:bCs/>
-        </w:rPr>
-        <w:t xml:space="preserve">再程放疗（放疗后复发再切除后再程照射）的文献依据（资料性）</w:t>
-      </w:r>
-      <w:r>
-        <w:rPr>
-          <w:rFonts w:hint="eastAsia"/>
-        </w:rPr>
-        <w:t xml:space="preserve">：①</w:t>
-      </w:r>
-      <w:r>
-        <w:rPr>
-          <w:b/>
-          <w:bCs/>
-        </w:rPr>
-        <w:t xml:space="preserve">Garg 2004</w:t>
-      </w:r>
-      <w:r>
-        <w:rPr>
-          <w:rFonts w:hint="eastAsia"/>
-        </w:rPr>
-        <w:t xml:space="preserve">（PMID</w:t>
-      </w:r>
-      <w:r>
-        <w:t xml:space="preserve"> </w:t>
-      </w:r>
-      <w:r>
-        <w:rPr>
-          <w:rFonts w:hint="eastAsia"/>
-        </w:rPr>
-        <w:t xml:space="preserve">15542171）——外照射后复发的17个病灶，再切除后HDR</w:t>
-      </w:r>
-      <w:r>
-        <w:t xml:space="preserve"> 15 </w:t>
-      </w:r>
-      <w:r>
-        <w:rPr>
-          <w:rFonts w:hint="eastAsia"/>
-        </w:rPr>
-        <w:t xml:space="preserve">Gy/3次（术后连续3个工作日），88%（15/17）无复发；②</w:t>
-      </w:r>
-      <w:r>
-        <w:rPr>
-          <w:b/>
-          <w:bCs/>
-        </w:rPr>
-        <w:t xml:space="preserve">Jiang 2016</w:t>
-      </w:r>
-      <w:r>
-        <w:rPr>
-          <w:rFonts w:hint="eastAsia"/>
-        </w:rPr>
-        <w:t xml:space="preserve">（PMID</w:t>
-      </w:r>
-      <w:r>
-        <w:t xml:space="preserve"> </w:t>
-      </w:r>
-      <w:r>
-        <w:rPr>
-          <w:rFonts w:hint="eastAsia"/>
-        </w:rPr>
-        <w:t xml:space="preserve">26867882）——治疗抵抗性（含放疗后复发）瘢痕疙瘩组织间插植HDR前瞻研究，可行性与早期结果良好；③</w:t>
-      </w:r>
-      <w:r>
-        <w:rPr>
-          <w:b/>
-          <w:bCs/>
-        </w:rPr>
-        <w:t xml:space="preserve">Fortson 2012</w:t>
-      </w:r>
-      <w:r>
-        <w:rPr>
-          <w:rFonts w:hint="eastAsia"/>
-        </w:rPr>
-        <w:t xml:space="preserve">（PMID</w:t>
-      </w:r>
-      <w:r>
-        <w:t xml:space="preserve"> </w:t>
-      </w:r>
-      <w:r>
-        <w:rPr>
-          <w:rFonts w:hint="eastAsia"/>
-        </w:rPr>
-        <w:t xml:space="preserve">22829034）——儿童期首次放疗、成年后再程的个案，再程20个月后同区涎腺黏液表皮样癌——</w:t>
-      </w:r>
-      <w:r>
-        <w:rPr>
-          <w:rFonts w:hint="eastAsia"/>
-          <w:b/>
-          <w:bCs/>
-        </w:rPr>
-        <w:t xml:space="preserve">再程放疗须充分知情（晚期毒性、理论致癌风险累积）</w:t>
-      </w:r>
-      <w:r>
-        <w:rPr>
-          <w:rFonts w:hint="eastAsia"/>
-        </w:rPr>
-        <w:t xml:space="preserve">。再程放疗</w:t>
-      </w:r>
-      <w:r>
-        <w:rPr>
-          <w:rFonts w:hint="eastAsia"/>
-          <w:b/>
-          <w:bCs/>
-        </w:rPr>
-        <w:t xml:space="preserve">无RCT、无专门共识</w:t>
-      </w:r>
-      <w:r>
-        <w:rPr>
-          <w:rFonts w:hint="eastAsia"/>
-        </w:rPr>
-        <w:t xml:space="preserve">，均属专家意见级：首选与首次不同的技术（外照射后复发→HDR）、间隔≥12个月、累积剂量（EQD2/BED）评估、科内会诊后实施。</w:t>
-      </w:r>
-    </w:p>
-    <w:bookmarkEnd w:id="43"/>
-    <w:bookmarkStart w:id="49" w:name="附录c瘢痕评估量表详目"/>
-    <w:p>
-      <w:pPr>
-        <w:pStyle w:val="Heading2"/>
-      </w:pPr>
-      <w:r>
-        <w:rPr>
-          <w:rFonts w:hint="eastAsia"/>
-        </w:rPr>
-        <w:t xml:space="preserve">附录C：瘢痕评估量表详目</w:t>
-      </w:r>
-    </w:p>
-    <w:p>
-      <w:pPr>
-        <w:pStyle w:val="FirstParagraph"/>
-      </w:pPr>
-      <w:r>
-        <w:rPr>
-          <w:rFonts w:hint="eastAsia"/>
-        </w:rPr>
         <w:t xml:space="preserve">国际上通用的瘢痕评估量表以</w:t>
       </w:r>
       <w:r>
@@ -10013,7 +9081,7 @@
         <w:t xml:space="preserve">，科研病例加用POSAS，初诊风险分层采用KAAS（见5.1）。</w:t>
       </w:r>
     </w:p>
-    <w:bookmarkStart w:id="44" w:name="Xa5f7b2c3f34b430b1271a13e812831e940a0e2b"/>
+    <w:bookmarkStart w:id="42" w:name="Xa5f7b2c3f34b430b1271a13e812831e940a0e2b"/>
     <w:p>
       <w:pPr>
         <w:pStyle w:val="Heading3"/>
@@ -10341,8 +9409,8 @@
         <w:t xml:space="preserve">；由观察者根据触诊与视诊评定。</w:t>
       </w:r>
     </w:p>
-    <w:bookmarkEnd w:id="44"/>
-    <w:bookmarkStart w:id="45" w:name="X3f9918f7c41b4b725883a4054aac32450702f94"/>
+    <w:bookmarkEnd w:id="42"/>
+    <w:bookmarkStart w:id="43" w:name="X3f9918f7c41b4b725883a4054aac32450702f94"/>
     <w:p>
       <w:pPr>
         <w:pStyle w:val="Heading3"/>
@@ -10916,8 +9984,8 @@
         <w:t xml:space="preserve">；患者部分覆盖疼痛与瘙痒——瘢痕疙瘩的主要症状，是其优于VSS之处。</w:t>
       </w:r>
     </w:p>
-    <w:bookmarkEnd w:id="45"/>
-    <w:bookmarkStart w:id="46" w:name="X4497bcb07362afcbd6da3e0a789b249b70be7a2"/>
+    <w:bookmarkEnd w:id="43"/>
+    <w:bookmarkStart w:id="44" w:name="X4497bcb07362afcbd6da3e0a789b249b70be7a2"/>
     <w:p>
       <w:pPr>
         <w:pStyle w:val="Heading3"/>
@@ -10939,6 +10007,84 @@
           <w:rFonts w:hint="eastAsia"/>
         </w:rPr>
         <w:t xml:space="preserve">Scale，JSW共识2018）</w:t>
+      </w:r>
+    </w:p>
+    <w:p>
+      <w:pPr>
+        <w:pStyle w:val="Compact"/>
+        <w:numPr>
+          <w:ilvl w:val="0"/>
+          <w:numId w:val="1013"/>
+        </w:numPr>
+      </w:pPr>
+      <w:r>
+        <w:rPr>
+          <w:rFonts w:hint="eastAsia"/>
+        </w:rPr>
+        <w:t xml:space="preserve">用途：瘢痕疙瘩的</w:t>
+      </w:r>
+      <w:r>
+        <w:rPr>
+          <w:rFonts w:hint="eastAsia"/>
+          <w:b/>
+          <w:bCs/>
+        </w:rPr>
+        <w:t xml:space="preserve">诊断与分级</w:t>
+      </w:r>
+      <w:r>
+        <w:rPr>
+          <w:rFonts w:hint="eastAsia"/>
+        </w:rPr>
+        <w:t xml:space="preserve">（区分瘢痕疙瘩/增生性瘢痕/成熟瘢痕），按患者因素与部位危险因素计分，结合病灶形态学判断（PMID</w:t>
+      </w:r>
+      <w:r>
+        <w:t xml:space="preserve"> </w:t>
+      </w:r>
+      <w:r>
+        <w:rPr>
+          <w:rFonts w:hint="eastAsia"/>
+        </w:rPr>
+        <w:t xml:space="preserve">31890718）。</w:t>
+      </w:r>
+    </w:p>
+    <w:p>
+      <w:pPr>
+        <w:pStyle w:val="Compact"/>
+        <w:numPr>
+          <w:ilvl w:val="0"/>
+          <w:numId w:val="1013"/>
+        </w:numPr>
+      </w:pPr>
+      <w:r>
+        <w:rPr>
+          <w:rFonts w:hint="eastAsia"/>
+        </w:rPr>
+        <w:t xml:space="preserve">本院用法：初诊疑似病例按JSS标准判断是否为真性瘢痕疙瘩（决定放疗指征，见第二章）。</w:t>
+      </w:r>
+    </w:p>
+    <w:bookmarkEnd w:id="44"/>
+    <w:bookmarkStart w:id="45" w:name="X7f20fdcf69a46398d8ecd49d29acbb53bb08ad6"/>
+    <w:p>
+      <w:pPr>
+        <w:pStyle w:val="Heading3"/>
+      </w:pPr>
+      <w:r>
+        <w:t xml:space="preserve">C.4 </w:t>
+      </w:r>
+      <w:r>
+        <w:rPr>
+          <w:rFonts w:hint="eastAsia"/>
+        </w:rPr>
+        <w:t xml:space="preserve">KAAS——瘢痕疙瘩活动度评估量表（Keloid</w:t>
+      </w:r>
+      <w:r>
+        <w:t xml:space="preserve"> Activity Assessment </w:t>
+      </w:r>
+      <w:r>
+        <w:rPr>
+          <w:rFonts w:hint="eastAsia"/>
+        </w:rPr>
+        <w:t xml:space="preserve">Scale，北京协和2023）</w:t>
       </w:r>
     </w:p>
     <w:p>
@@ -10953,21 +10099,21 @@
         <w:rPr>
           <w:rFonts w:hint="eastAsia"/>
         </w:rPr>
-        <w:t xml:space="preserve">用途：瘢痕疙瘩的</w:t>
-      </w:r>
-      <w:r>
-        <w:rPr>
-          <w:rFonts w:hint="eastAsia"/>
-          <w:b/>
-          <w:bCs/>
-        </w:rPr>
-        <w:t xml:space="preserve">诊断与分级</w:t>
-      </w:r>
-      <w:r>
-        <w:rPr>
-          <w:rFonts w:hint="eastAsia"/>
-        </w:rPr>
-        <w:t xml:space="preserve">（区分瘢痕疙瘩/增生性瘢痕/成熟瘢痕），按患者因素与部位危险因素计分，结合病灶形态学判断（PMID</w:t>
+        <w:t xml:space="preserve">用途：</w:t>
+      </w:r>
+      <w:r>
+        <w:rPr>
+          <w:rFonts w:hint="eastAsia"/>
+          <w:b/>
+          <w:bCs/>
+        </w:rPr>
+        <w:t xml:space="preserve">活动度与复发预测</w:t>
+      </w:r>
+      <w:r>
+        <w:rPr>
+          <w:rFonts w:hint="eastAsia"/>
+        </w:rPr>
+        <w:t xml:space="preserve">——评估红斑/充血、瘙痒、疼痛、持续生长等活跃征象，预测术后放疗复发风险（AUC</w:t>
       </w:r>
       <w:r>
         <w:t xml:space="preserve"> </w:t>
@@ -10976,7 +10122,25 @@
         <w:rPr>
           <w:rFonts w:hint="eastAsia"/>
         </w:rPr>
-        <w:t xml:space="preserve">31890718）。</w:t>
+        <w:t xml:space="preserve">0.858，优于VSS</w:t>
+      </w:r>
+      <w:r>
+        <w:t xml:space="preserve"> </w:t>
+      </w:r>
+      <w:r>
+        <w:rPr>
+          <w:rFonts w:hint="eastAsia"/>
+        </w:rPr>
+        <w:t xml:space="preserve">0.711；PMID</w:t>
+      </w:r>
+      <w:r>
+        <w:t xml:space="preserve"> </w:t>
+      </w:r>
+      <w:r>
+        <w:rPr>
+          <w:rFonts w:hint="eastAsia"/>
+        </w:rPr>
+        <w:t xml:space="preserve">36414722）。</w:t>
       </w:r>
     </w:p>
     <w:p>
@@ -10991,32 +10155,23 @@
         <w:rPr>
           <w:rFonts w:hint="eastAsia"/>
         </w:rPr>
-        <w:t xml:space="preserve">本院用法：初诊疑似病例按JSS标准判断是否为真性瘢痕疙瘩（决定放疗指征，见第二章）。</w:t>
-      </w:r>
-    </w:p>
-    <w:bookmarkEnd w:id="46"/>
-    <w:bookmarkStart w:id="47" w:name="X7f20fdcf69a46398d8ecd49d29acbb53bb08ad6"/>
+        <w:t xml:space="preserve">本院用法：初诊风险分层时与第五章评分表配合使用；治疗前后对照。</w:t>
+      </w:r>
+    </w:p>
+    <w:bookmarkEnd w:id="45"/>
+    <w:bookmarkStart w:id="46" w:name="c.5-本院使用时机"/>
     <w:p>
       <w:pPr>
         <w:pStyle w:val="Heading3"/>
       </w:pPr>
       <w:r>
-        <w:t xml:space="preserve">C.4 </w:t>
-      </w:r>
-      <w:r>
-        <w:rPr>
-          <w:rFonts w:hint="eastAsia"/>
-        </w:rPr>
-        <w:t xml:space="preserve">KAAS——瘢痕疙瘩活动度评估量表（Keloid</w:t>
-      </w:r>
-      <w:r>
-        <w:t xml:space="preserve"> Activity Assessment </w:t>
-      </w:r>
-      <w:r>
-        <w:rPr>
-          <w:rFonts w:hint="eastAsia"/>
-        </w:rPr>
-        <w:t xml:space="preserve">Scale，北京协和2023）</w:t>
+        <w:t xml:space="preserve">C.5 </w:t>
+      </w:r>
+      <w:r>
+        <w:rPr>
+          <w:rFonts w:hint="eastAsia"/>
+        </w:rPr>
+        <w:t xml:space="preserve">本院使用时机</w:t>
       </w:r>
     </w:p>
     <w:p>
@@ -11030,49 +10185,27 @@
       <w:r>
         <w:rPr>
           <w:rFonts w:hint="eastAsia"/>
-        </w:rPr>
-        <w:t xml:space="preserve">用途：</w:t>
-      </w:r>
-      <w:r>
-        <w:rPr>
-          <w:rFonts w:hint="eastAsia"/>
-          <w:b/>
-          <w:bCs/>
-        </w:rPr>
-        <w:t xml:space="preserve">活动度与复发预测</w:t>
-      </w:r>
-      <w:r>
-        <w:rPr>
-          <w:rFonts w:hint="eastAsia"/>
-        </w:rPr>
-        <w:t xml:space="preserve">——评估红斑/充血、瘙痒、疼痛、持续生长等活跃征象，预测术后放疗复发风险（AUC</w:t>
-      </w:r>
-      <w:r>
-        <w:t xml:space="preserve"> </w:t>
-      </w:r>
-      <w:r>
-        <w:rPr>
-          <w:rFonts w:hint="eastAsia"/>
-        </w:rPr>
-        <w:t xml:space="preserve">0.858，优于VSS</w:t>
-      </w:r>
-      <w:r>
-        <w:t xml:space="preserve"> </w:t>
-      </w:r>
-      <w:r>
-        <w:rPr>
-          <w:rFonts w:hint="eastAsia"/>
-        </w:rPr>
-        <w:t xml:space="preserve">0.711；PMID</w:t>
-      </w:r>
-      <w:r>
-        <w:t xml:space="preserve"> </w:t>
-      </w:r>
-      <w:r>
-        <w:rPr>
-          <w:rFonts w:hint="eastAsia"/>
-        </w:rPr>
-        <w:t xml:space="preserve">36414722）。</w:t>
+          <w:b/>
+          <w:bCs/>
+        </w:rPr>
+        <w:t xml:space="preserve">术前/初诊（整复外科）</w:t>
+      </w:r>
+      <w:r>
+        <w:rPr>
+          <w:rFonts w:hint="eastAsia"/>
+        </w:rPr>
+        <w:t xml:space="preserve">：JSS判定真性瘢痕疙瘩（决定手术指征）；KAAS评估活动度与复发风险——</w:t>
+      </w:r>
+      <w:r>
+        <w:rPr>
+          <w:rFonts w:hint="eastAsia"/>
+          <w:b/>
+          <w:bCs/>
+        </w:rPr>
+        <w:t xml:space="preserve">病灶切除后这两项对放疗科不再使用</w:t>
+      </w:r>
+      <w:r>
+        <w:t xml:space="preserve">。</w:t>
       </w:r>
     </w:p>
     <w:p>
@@ -11086,24 +10219,16 @@
       <w:r>
         <w:rPr>
           <w:rFonts w:hint="eastAsia"/>
-        </w:rPr>
-        <w:t xml:space="preserve">本院用法：初诊风险分层时与第五章评分表配合使用；治疗前后对照。</w:t>
-      </w:r>
-    </w:p>
-    <w:bookmarkEnd w:id="47"/>
-    <w:bookmarkStart w:id="48" w:name="c.5-本院使用时机"/>
-    <w:p>
-      <w:pPr>
-        <w:pStyle w:val="Heading3"/>
-      </w:pPr>
-      <w:r>
-        <w:t xml:space="preserve">C.5 </w:t>
-      </w:r>
-      <w:r>
-        <w:rPr>
-          <w:rFonts w:hint="eastAsia"/>
-        </w:rPr>
-        <w:t xml:space="preserve">本院使用时机</w:t>
+          <w:b/>
+          <w:bCs/>
+        </w:rPr>
+        <w:t xml:space="preserve">术后随访（放疗科）</w:t>
+      </w:r>
+      <w:r>
+        <w:rPr>
+          <w:rFonts w:hint="eastAsia"/>
+        </w:rPr>
+        <w:t xml:space="preserve">：VSS（0–13）＋瘙痒/疼痛VAS（视觉模拟评分，0–10），节点见9.2；科研/高危病例加用POSAS——仅用于随访疗效与复发判定。</w:t>
       </w:r>
     </w:p>
     <w:p>
@@ -11111,523 +10236,466 @@
         <w:pStyle w:val="Compact"/>
         <w:numPr>
           <w:ilvl w:val="0"/>
-          <w:numId w:val="1016"/>
+          <w:numId w:val="1015"/>
         </w:numPr>
       </w:pPr>
       <w:r>
         <w:rPr>
           <w:rFonts w:hint="eastAsia"/>
-          <w:b/>
-          <w:bCs/>
-        </w:rPr>
-        <w:t xml:space="preserve">术前/初诊（整形外科）</w:t>
-      </w:r>
-      <w:r>
-        <w:rPr>
-          <w:rFonts w:hint="eastAsia"/>
-        </w:rPr>
-        <w:t xml:space="preserve">：JSS判定真性瘢痕疙瘩（决定手术指征）；KAAS评估活动度与复发风险——</w:t>
-      </w:r>
-      <w:r>
-        <w:rPr>
-          <w:rFonts w:hint="eastAsia"/>
-          <w:b/>
-          <w:bCs/>
-        </w:rPr>
-        <w:t xml:space="preserve">病灶切除后这两项对放疗科不再使用</w:t>
+        </w:rPr>
+        <w:t xml:space="preserve">评分记录入登记表随访栏（见9.1），对照基线照片；</w:t>
+      </w:r>
+      <w:r>
+        <w:rPr>
+          <w:rFonts w:hint="eastAsia"/>
+          <w:b/>
+          <w:bCs/>
+        </w:rPr>
+        <w:t xml:space="preserve">复发判定采用9.2统一标准，不单独依赖量表分变化</w:t>
       </w:r>
       <w:r>
         <w:t xml:space="preserve">。</w:t>
       </w:r>
     </w:p>
-    <w:p>
-      <w:pPr>
-        <w:pStyle w:val="Compact"/>
-        <w:numPr>
-          <w:ilvl w:val="0"/>
-          <w:numId w:val="1016"/>
-        </w:numPr>
-      </w:pPr>
-      <w:r>
-        <w:rPr>
-          <w:rFonts w:hint="eastAsia"/>
-          <w:b/>
-          <w:bCs/>
-        </w:rPr>
-        <w:t xml:space="preserve">术后随访（放疗科）</w:t>
-      </w:r>
-      <w:r>
-        <w:rPr>
-          <w:rFonts w:hint="eastAsia"/>
-        </w:rPr>
-        <w:t xml:space="preserve">：VSS（0–13）＋瘙痒/疼痛VAS（视觉模拟评分，0–10），节点见9.2；科研/高危病例加用POSAS——仅用于随访疗效与复发判定。</w:t>
-      </w:r>
-    </w:p>
-    <w:p>
-      <w:pPr>
-        <w:pStyle w:val="Compact"/>
-        <w:numPr>
-          <w:ilvl w:val="0"/>
-          <w:numId w:val="1016"/>
-        </w:numPr>
-      </w:pPr>
-      <w:r>
-        <w:rPr>
-          <w:rFonts w:hint="eastAsia"/>
-        </w:rPr>
-        <w:t xml:space="preserve">评分记录入登记表随访栏（见9.1），对照基线照片；</w:t>
-      </w:r>
-      <w:r>
-        <w:rPr>
-          <w:rFonts w:hint="eastAsia"/>
-          <w:b/>
-          <w:bCs/>
-        </w:rPr>
-        <w:t xml:space="preserve">复发判定采用9.2统一标准，不单独依赖量表分变化</w:t>
-      </w:r>
-      <w:r>
-        <w:t xml:space="preserve">。</w:t>
+    <w:bookmarkEnd w:id="46"/>
+    <w:bookmarkEnd w:id="47"/>
+    <w:bookmarkStart w:id="48" w:name="主要参考文献"/>
+    <w:p>
+      <w:pPr>
+        <w:pStyle w:val="Heading2"/>
+      </w:pPr>
+      <w:r>
+        <w:rPr>
+          <w:rFonts w:hint="eastAsia"/>
+        </w:rPr>
+        <w:t xml:space="preserve">主要参考文献</w:t>
+      </w:r>
+    </w:p>
+    <w:p>
+      <w:pPr>
+        <w:pStyle w:val="FirstParagraph"/>
+      </w:pPr>
+      <w:r>
+        <w:rPr>
+          <w:rFonts w:hint="eastAsia"/>
+          <w:b/>
+          <w:bCs/>
+        </w:rPr>
+        <w:t xml:space="preserve">指南与共识</w:t>
+      </w:r>
+      <w:r>
+        <w:br/>
+      </w:r>
+      <w:r>
+        <w:t xml:space="preserve">1. </w:t>
+      </w:r>
+      <w:r>
+        <w:rPr>
+          <w:rFonts w:hint="eastAsia"/>
+        </w:rPr>
+        <w:t xml:space="preserve">瘢痕疙瘩规范化辅助放射治疗的专家共识（2026版）.</w:t>
+      </w:r>
+      <w:r>
+        <w:t xml:space="preserve"> </w:t>
+      </w:r>
+      <w:r>
+        <w:rPr>
+          <w:rFonts w:hint="eastAsia"/>
+        </w:rPr>
+        <w:t xml:space="preserve">组织工程与重建外科杂志,</w:t>
+      </w:r>
+      <w:r>
+        <w:t xml:space="preserve"> 2026, 22(2): 153.</w:t>
+      </w:r>
+      <w:r>
+        <w:br/>
+      </w:r>
+      <w:r>
+        <w:t xml:space="preserve">2. </w:t>
+      </w:r>
+      <w:r>
+        <w:rPr>
+          <w:rFonts w:hint="eastAsia"/>
+        </w:rPr>
+        <w:t xml:space="preserve">中国整形美容协会瘢痕医学分会.</w:t>
+      </w:r>
+      <w:r>
+        <w:t xml:space="preserve"> </w:t>
+      </w:r>
+      <w:r>
+        <w:rPr>
+          <w:rFonts w:hint="eastAsia"/>
+        </w:rPr>
+        <w:t xml:space="preserve">中国瘢痕疙瘩临床治疗推荐指南.</w:t>
+      </w:r>
+      <w:r>
+        <w:t xml:space="preserve"> </w:t>
+      </w:r>
+      <w:r>
+        <w:rPr>
+          <w:rFonts w:hint="eastAsia"/>
+        </w:rPr>
+        <w:t xml:space="preserve">中华整复外科杂志,</w:t>
+      </w:r>
+      <w:r>
+        <w:t xml:space="preserve"> 2018, 34(5).</w:t>
+      </w:r>
+      <w:r>
+        <w:br/>
+      </w:r>
+      <w:r>
+        <w:t xml:space="preserve">3. GEC-ESTRO Handbook of Brachytherapy, Part II, Chapter 32: Keloids. Version 1, 2025.</w:t>
+      </w:r>
+      <w:r>
+        <w:br/>
+      </w:r>
+      <w:r>
+        <w:t xml:space="preserve">4. Seegenschmiedt MH, et al. DEGRO guidelines for the radiotherapy of non-malignant disorders: part III: hyperproliferative disorders. Strahlenther Onkol 2015. PMID 25753848.</w:t>
+      </w:r>
+      <w:r>
+        <w:br/>
+      </w:r>
+      <w:r>
+        <w:t xml:space="preserve">5. Ogawa R, et al. Diagnosis and Treatment of Keloids and Hypertrophic Scars—Japan Scar Workshop Consensus Document 2018. Burns Trauma 2019. PMID 31890718.</w:t>
+      </w:r>
+      <w:r>
+        <w:br/>
+      </w:r>
+      <w:r>
+        <w:t xml:space="preserve">6. Ogawa R. The Most Current Algorithms for the Treatment and Prevention of Hypertrophic Scars and Keloids: A 2020 Update. Plast Reconstr Surg 2022. PMID 34813576.</w:t>
+      </w:r>
+      <w:r>
+        <w:br/>
+      </w:r>
+      <w:r>
+        <w:rPr>
+          <w:rFonts w:hint="eastAsia"/>
+          <w:b/>
+          <w:bCs/>
+        </w:rPr>
+        <w:t xml:space="preserve">关键循证文献</w:t>
+      </w:r>
+      <w:r>
+        <w:br/>
+      </w:r>
+      <w:r>
+        <w:t xml:space="preserve">7. Chen ZA, et al. Post-surgical electron beam radiotherapy for prevention of keloid recurrence: 619 cases. Clin Med (Lond) 2026. PMID </w:t>
+      </w:r>
+      <w:r>
+        <w:rPr>
+          <w:rFonts w:hint="eastAsia"/>
+        </w:rPr>
+        <w:t xml:space="preserve">41903653.（本中心经验参考）</w:t>
+      </w:r>
+      <w:r>
+        <w:br/>
+      </w:r>
+      <w:r>
+        <w:t xml:space="preserve">8. Lin D, et al. Anatomical location overrides BED as a predictor of keloid recurrence: systematic review and meta-regression. Strahlenther Onkol 2026. PMID 42207254.</w:t>
+      </w:r>
+      <w:r>
+        <w:br/>
+      </w:r>
+      <w:r>
+        <w:t xml:space="preserve">9. Peng Q, et al. Timing of postoperative RT after keloid excision: systematic review and meta-analysis. Aesthetic Plast Surg 2025. PMID 40346340.</w:t>
+      </w:r>
+      <w:r>
+        <w:br/>
+      </w:r>
+      <w:r>
+        <w:t xml:space="preserve">10. Seth I, et al. Post-excisional radiotherapy for keloid treatment: systematic review and meta-analysis. JPRAS 2026. PMID 41401628.</w:t>
+      </w:r>
+      <w:r>
+        <w:br/>
+      </w:r>
+      <w:r>
+        <w:t xml:space="preserve">11. Mankowski P, et al. Optimizing radiotherapy for keloids: a meta-analysis. Ann Plast Surg 2017. PMID 28177974.</w:t>
+      </w:r>
+      <w:r>
+        <w:br/>
+      </w:r>
+      <w:r>
+        <w:t xml:space="preserve">12. Kal HB, Veen RE. Biologically effective doses of postoperative radiotherapy in the prevention of keloids. Strahlenther Onkol 2005. PMID 16254707.</w:t>
+      </w:r>
+      <w:r>
+        <w:br/>
+      </w:r>
+      <w:r>
+        <w:t xml:space="preserve">13. Hwang NH, et al. Effect of the biologically effective dose of electron beam RT on recurrence rate after keloid excision: a meta-analysis. Radiother Oncol 2022. PMID 35688397.</w:t>
+      </w:r>
+      <w:r>
+        <w:br/>
+      </w:r>
+      <w:r>
+        <w:t xml:space="preserve">14. Grobien M, et al. Treatment of refractory keloid by postoperative HDR brachytherapy: 89.7-month median follow-up. Brachytherapy 2025. PMID 41015665.</w:t>
+      </w:r>
+      <w:r>
+        <w:br/>
+      </w:r>
+      <w:r>
+        <w:t xml:space="preserve">15. Dong </w:t>
+      </w:r>
+      <w:r>
+        <w:rPr>
+          <w:rFonts w:hint="eastAsia"/>
+        </w:rPr>
+        <w:t xml:space="preserve">等.</w:t>
+      </w:r>
+      <w:r>
+        <w:t xml:space="preserve"> </w:t>
+      </w:r>
+      <w:r>
+        <w:rPr>
+          <w:rFonts w:hint="eastAsia"/>
+        </w:rPr>
+        <w:t xml:space="preserve">耳部术后单次9.5</w:t>
+      </w:r>
+      <w:r>
+        <w:t xml:space="preserve"> </w:t>
+      </w:r>
+      <w:r>
+        <w:rPr>
+          <w:rFonts w:hint="eastAsia"/>
+        </w:rPr>
+        <w:t xml:space="preserve">Gy与10</w:t>
+      </w:r>
+      <w:r>
+        <w:t xml:space="preserve"> </w:t>
+      </w:r>
+      <w:r>
+        <w:rPr>
+          <w:rFonts w:hint="eastAsia"/>
+        </w:rPr>
+        <w:t xml:space="preserve">Gy比较.</w:t>
+      </w:r>
+      <w:r>
+        <w:t xml:space="preserve"> Dermatol Surg 2025. PMID 39361622.</w:t>
+      </w:r>
+      <w:r>
+        <w:br/>
+      </w:r>
+      <w:r>
+        <w:t xml:space="preserve">16. Ramelyte E, et al. Post-excision soft X-ray radiotherapy for keloids: experience in a tertiary referral center. Dermatology 2024. PMID 38897192.</w:t>
+      </w:r>
+      <w:r>
+        <w:br/>
+      </w:r>
+      <w:r>
+        <w:t xml:space="preserve">17. Wu B, et al. Combining steroid plus 5-fluorouracil injection with radiotherapy versus injection alone for keloids: a 4-year retrospective study. Aesthetic Plast Surg 2025. PMID 40425880.</w:t>
+      </w:r>
+      <w:r>
+        <w:br/>
+      </w:r>
+      <w:r>
+        <w:t xml:space="preserve">18. Khalid FA, et al. The efficacy of excision followed by intralesional 5-fluorouracil and triamcinolone acetonide versus excision followed by radiotherapy in the treatment of ear lobule keloids. Burns 2018. PMID 29534885.</w:t>
+      </w:r>
+      <w:r>
+        <w:br/>
+      </w:r>
+      <w:r>
+        <w:t xml:space="preserve">19. </w:t>
+      </w:r>
+      <w:r>
+        <w:rPr>
+          <w:rFonts w:hint="eastAsia"/>
+        </w:rPr>
+        <w:t xml:space="preserve">耳廓瘢痕疙瘩切除术后放疗与曲安奈德注射比较的系统综述与meta分析.</w:t>
+      </w:r>
+      <w:r>
+        <w:t xml:space="preserve"> Facial Plast Surg Aesthet Med 2026. PMID 41636029.</w:t>
+      </w:r>
+      <w:r>
+        <w:br/>
+      </w:r>
+      <w:r>
+        <w:t xml:space="preserve">20. Ellis MM, et al. The efficacy of surgical excision plus adjuvant multimodal therapies in the treatment of keloids: a systematic review and meta-analysis. Dermatol Surg 2020. PMID 32224709.</w:t>
+      </w:r>
+      <w:r>
+        <w:br/>
+      </w:r>
+      <w:r>
+        <w:t xml:space="preserve">21. Yamawaki S, et al. Keloids can be forced into remission with surgical excision and radiation, followed by adjuvant therapy. Ann Plast Surg 2011. PMID 21407049.</w:t>
+      </w:r>
+      <w:r>
+        <w:br/>
+      </w:r>
+      <w:r>
+        <w:t xml:space="preserve">22. Hao Y, et al. A nomogram with the keloid activity assessment scale for predicting the recurrence of chest keloid after surgery and radiotherapy. Aesthetic Plast Surg 2023. PMID 36414722.</w:t>
+      </w:r>
+      <w:r>
+        <w:br/>
+      </w:r>
+      <w:r>
+        <w:t xml:space="preserve">23. </w:t>
+      </w:r>
+      <w:r>
+        <w:rPr>
+          <w:rFonts w:hint="eastAsia"/>
+        </w:rPr>
+        <w:t xml:space="preserve">瘢痕疙瘩切除联合放疗后伤口感染2例及文献复习.</w:t>
+      </w:r>
+      <w:r>
+        <w:t xml:space="preserve"> Clin Cosmet Investig Dermatol 2025. PMID 40827224.</w:t>
+      </w:r>
+      <w:r>
+        <w:br/>
+      </w:r>
+      <w:r>
+        <w:t xml:space="preserve">24. Gold MH, et al. Assessing keloid recurrence following surgical excision and radiation. Burns Trauma 2020. PMID 33225004.</w:t>
+      </w:r>
+      <w:r>
+        <w:br/>
+      </w:r>
+      <w:r>
+        <w:t xml:space="preserve">25. Fernandes J, et al. A single-institution review of the use of radiation in the adjuvant and definitive management of keloids. Clin Oncol (R Coll Radiol) 2024. PMID </w:t>
+      </w:r>
+      <w:r>
+        <w:rPr>
+          <w:rFonts w:hint="eastAsia"/>
+        </w:rPr>
+        <w:t xml:space="preserve">38582626.（急性不良反应部分引用）</w:t>
+      </w:r>
+      <w:r>
+        <w:br/>
+      </w:r>
+      <w:r>
+        <w:t xml:space="preserve">26. Garg MK, et al. Adjuvant high dose rate brachytherapy (Ir-192) in the management of keloids which have recurred after surgical excision and external radiation. Radiother Oncol 2004. PMID </w:t>
+      </w:r>
+      <w:r>
+        <w:rPr>
+          <w:rFonts w:hint="eastAsia"/>
+        </w:rPr>
+        <w:t xml:space="preserve">15542171.（再程放疗）</w:t>
+      </w:r>
+      <w:r>
+        <w:br/>
+      </w:r>
+      <w:r>
+        <w:t xml:space="preserve">27. Jiang P, et al. Perioperative interstitial high-dose-rate brachytherapy for the treatment of recurrent keloids: feasibility and early results. Int J Radiat Oncol Biol Phys 2016. PMID </w:t>
+      </w:r>
+      <w:r>
+        <w:rPr>
+          <w:rFonts w:hint="eastAsia"/>
+        </w:rPr>
+        <w:t xml:space="preserve">26867882.（再程放疗）</w:t>
+      </w:r>
+      <w:r>
+        <w:br/>
+      </w:r>
+      <w:r>
+        <w:t xml:space="preserve">28. Fortson JK, et al. Atypical presentation of mucoepidermoid carcinoma after radiation therapy for the treatment of keloids. Ear Nose Throat J 2012. PMID </w:t>
+      </w:r>
+      <w:r>
+        <w:rPr>
+          <w:rFonts w:hint="eastAsia"/>
+        </w:rPr>
+        <w:t xml:space="preserve">22829034.（再程放疗致癌警示）</w:t>
+      </w:r>
+    </w:p>
+    <w:p>
+      <w:pPr>
+        <w:pStyle w:val="BodyText"/>
+      </w:pPr>
+      <w:r>
+        <w:rPr>
+          <w:rFonts w:hint="eastAsia"/>
+        </w:rPr>
+        <w:t xml:space="preserve">写在最后</w:t>
+      </w:r>
+      <w:r>
+        <w:t xml:space="preserve"> · </w:t>
+      </w:r>
+      <w:r>
+        <w:rPr>
+          <w:rFonts w:hint="eastAsia"/>
+        </w:rPr>
+        <w:t xml:space="preserve">给同事的寄语</w:t>
+      </w:r>
+    </w:p>
+    <w:p>
+      <w:pPr>
+        <w:pStyle w:val="BodyText"/>
+      </w:pPr>
+      <w:r>
+        <w:rPr>
+          <w:rFonts w:hint="eastAsia"/>
+        </w:rPr>
+        <w:t xml:space="preserve">瘢痕疙瘩的术后放疗，听起来简单，疗效也好，但放射治疗终究有其固有的风险。请每一位经手的同事牢记：严格把握放疗指征，牢记绝对与相对禁忌，仔细询问病史与既往治疗经历，认真做好风险分层，逐项核对照射野与照射技术，再为患者完成治疗。用我们的严谨，给整复外科的同事一份放心的辅助放疗，给患者一份安心的疗效。</w:t>
+      </w:r>
+    </w:p>
+    <w:p>
+      <w:pPr>
+        <w:pStyle w:val="BodyText"/>
+      </w:pPr>
+      <w:r>
+        <w:rPr>
+          <w:rFonts w:hint="eastAsia"/>
+        </w:rPr>
+        <w:t xml:space="preserve">另请各位技师：在各机房及CT模拟定位室常备多块可自由裁剪的Bolus（至少三块），并备好6</w:t>
+      </w:r>
+      <w:r>
+        <w:t xml:space="preserve"> </w:t>
+      </w:r>
+      <w:r>
+        <w:rPr>
+          <w:rFonts w:hint="eastAsia"/>
+        </w:rPr>
+        <w:t xml:space="preserve">mm铅皮、剪刀等制作个体化铅挡的工具，确保任何时段都能按规范完成治疗。</w:t>
+      </w:r>
+    </w:p>
+    <w:p>
+      <w:pPr>
+        <w:pStyle w:val="BodyText"/>
+      </w:pPr>
+      <w:r>
+        <w:t xml:space="preserve">—— </w:t>
+      </w:r>
+      <w:r>
+        <w:rPr>
+          <w:rFonts w:hint="eastAsia"/>
+        </w:rPr>
+        <w:t xml:space="preserve">放疗中心</w:t>
+      </w:r>
+    </w:p>
+    <w:p>
+      <w:pPr>
+        <w:pStyle w:val="BodyText"/>
+      </w:pPr>
+      <w:r>
+        <w:rPr>
+          <w:rFonts w:hint="eastAsia"/>
+        </w:rPr>
+        <w:t xml:space="preserve">上海九院放疗中心</w:t>
+      </w:r>
+      <w:r>
+        <w:t xml:space="preserve"> · </w:t>
+      </w:r>
+      <w:r>
+        <w:rPr>
+          <w:rFonts w:hint="eastAsia"/>
+        </w:rPr>
+        <w:t xml:space="preserve">瘢痕疙瘩术后放疗常规</w:t>
+      </w:r>
+      <w:r>
+        <w:t xml:space="preserve"> </w:t>
+      </w:r>
+      <w:r>
+        <w:rPr>
+          <w:rFonts w:hint="eastAsia"/>
+        </w:rPr>
+        <w:t xml:space="preserve">v1.0（值班操作指引）</w:t>
+      </w:r>
+      <w:r>
+        <w:t xml:space="preserve"> </w:t>
+      </w:r>
+      <w:r>
+        <w:rPr>
+          <w:rFonts w:hint="eastAsia"/>
+        </w:rPr>
+        <w:t xml:space="preserve">内部讨论稿</w:t>
       </w:r>
     </w:p>
     <w:bookmarkEnd w:id="48"/>
-    <w:bookmarkEnd w:id="49"/>
-    <w:bookmarkStart w:id="50" w:name="主要参考文献"/>
-    <w:p>
-      <w:pPr>
-        <w:pStyle w:val="Heading2"/>
-      </w:pPr>
-      <w:r>
-        <w:rPr>
-          <w:rFonts w:hint="eastAsia"/>
-        </w:rPr>
-        <w:t xml:space="preserve">主要参考文献</w:t>
-      </w:r>
-    </w:p>
-    <w:p>
-      <w:pPr>
-        <w:pStyle w:val="FirstParagraph"/>
-      </w:pPr>
-      <w:r>
-        <w:rPr>
-          <w:rFonts w:hint="eastAsia"/>
-          <w:b/>
-          <w:bCs/>
-        </w:rPr>
-        <w:t xml:space="preserve">指南与共识</w:t>
-      </w:r>
-      <w:r>
-        <w:br/>
-      </w:r>
-      <w:r>
-        <w:t xml:space="preserve">1. </w:t>
-      </w:r>
-      <w:r>
-        <w:rPr>
-          <w:rFonts w:hint="eastAsia"/>
-        </w:rPr>
-        <w:t xml:space="preserve">瘢痕疙瘩规范化辅助放射治疗的专家共识（2026版）.</w:t>
-      </w:r>
-      <w:r>
-        <w:t xml:space="preserve"> </w:t>
-      </w:r>
-      <w:r>
-        <w:rPr>
-          <w:rFonts w:hint="eastAsia"/>
-        </w:rPr>
-        <w:t xml:space="preserve">组织工程与重建外科杂志,</w:t>
-      </w:r>
-      <w:r>
-        <w:t xml:space="preserve"> 2026, 22(2): 153.</w:t>
-      </w:r>
-      <w:r>
-        <w:br/>
-      </w:r>
-      <w:r>
-        <w:t xml:space="preserve">2. </w:t>
-      </w:r>
-      <w:r>
-        <w:rPr>
-          <w:rFonts w:hint="eastAsia"/>
-        </w:rPr>
-        <w:t xml:space="preserve">中国整形美容协会瘢痕医学分会.</w:t>
-      </w:r>
-      <w:r>
-        <w:t xml:space="preserve"> </w:t>
-      </w:r>
-      <w:r>
-        <w:rPr>
-          <w:rFonts w:hint="eastAsia"/>
-        </w:rPr>
-        <w:t xml:space="preserve">中国瘢痕疙瘩临床治疗推荐指南.</w:t>
-      </w:r>
-      <w:r>
-        <w:t xml:space="preserve"> </w:t>
-      </w:r>
-      <w:r>
-        <w:rPr>
-          <w:rFonts w:hint="eastAsia"/>
-        </w:rPr>
-        <w:t xml:space="preserve">中华整形外科杂志,</w:t>
-      </w:r>
-      <w:r>
-        <w:t xml:space="preserve"> 2018, 34(5).</w:t>
-      </w:r>
-      <w:r>
-        <w:br/>
-      </w:r>
-      <w:r>
-        <w:t xml:space="preserve">3. GEC-ESTRO Handbook of Brachytherapy, Part II, Chapter 32: Keloids. Version 1, 2025.</w:t>
-      </w:r>
-      <w:r>
-        <w:br/>
-      </w:r>
-      <w:r>
-        <w:t xml:space="preserve">4. Seegenschmiedt MH, et al. DEGRO guidelines for the radiotherapy of non-malignant disorders: part III: hyperproliferative disorders. Strahlenther Onkol 2015. PMID 25753848.</w:t>
-      </w:r>
-      <w:r>
-        <w:br/>
-      </w:r>
-      <w:r>
-        <w:t xml:space="preserve">5. Ogawa R, et al. Diagnosis and Treatment of Keloids and Hypertrophic Scars—Japan Scar Workshop Consensus Document 2018. Burns Trauma 2019. PMID 31890718.</w:t>
-      </w:r>
-      <w:r>
-        <w:br/>
-      </w:r>
-      <w:r>
-        <w:t xml:space="preserve">6. Ogawa R. The Most Current Algorithms for the Treatment and Prevention of Hypertrophic Scars and Keloids: A 2020 Update. Plast Reconstr Surg 2022. PMID 34813576.</w:t>
-      </w:r>
-      <w:r>
-        <w:br/>
-      </w:r>
-      <w:r>
-        <w:rPr>
-          <w:rFonts w:hint="eastAsia"/>
-          <w:b/>
-          <w:bCs/>
-        </w:rPr>
-        <w:t xml:space="preserve">关键循证文献</w:t>
-      </w:r>
-      <w:r>
-        <w:br/>
-      </w:r>
-      <w:r>
-        <w:t xml:space="preserve">7. Chen ZA, et al. Post-surgical electron beam radiotherapy for prevention of keloid recurrence: 619 cases. Clin Med (Lond) 2026. PMID </w:t>
-      </w:r>
-      <w:r>
-        <w:rPr>
-          <w:rFonts w:hint="eastAsia"/>
-        </w:rPr>
-        <w:t xml:space="preserve">41903653.（本中心经验参考）</w:t>
-      </w:r>
-      <w:r>
-        <w:br/>
-      </w:r>
-      <w:r>
-        <w:t xml:space="preserve">8. Lin D, et al. Anatomical location overrides BED as a predictor of keloid recurrence: systematic review and meta-regression. Strahlenther Onkol 2026. PMID 42207254.</w:t>
-      </w:r>
-      <w:r>
-        <w:br/>
-      </w:r>
-      <w:r>
-        <w:t xml:space="preserve">9. Peng Q, et al. Timing of postoperative RT after keloid excision: systematic review and meta-analysis. Aesthetic Plast Surg 2025. PMID 40346340.</w:t>
-      </w:r>
-      <w:r>
-        <w:br/>
-      </w:r>
-      <w:r>
-        <w:t xml:space="preserve">10. Seth I, et al. Post-excisional radiotherapy for keloid treatment: systematic review and meta-analysis. JPRAS 2026. PMID 41401628.</w:t>
-      </w:r>
-      <w:r>
-        <w:br/>
-      </w:r>
-      <w:r>
-        <w:t xml:space="preserve">11. Mankowski P, et al. Optimizing radiotherapy for keloids: a meta-analysis. Ann Plast Surg 2017. PMID 28177974.</w:t>
-      </w:r>
-      <w:r>
-        <w:br/>
-      </w:r>
-      <w:r>
-        <w:t xml:space="preserve">12. Kal HB, Veen RE. Biologically effective doses of postoperative radiotherapy in the prevention of keloids. Strahlenther Onkol 2005. PMID 16254707.</w:t>
-      </w:r>
-      <w:r>
-        <w:br/>
-      </w:r>
-      <w:r>
-        <w:t xml:space="preserve">13. Hwang NH, et al. Effect of the biologically effective dose of electron beam RT on recurrence rate after keloid excision: a meta-analysis. Radiother Oncol 2022. PMID 35688397.</w:t>
-      </w:r>
-      <w:r>
-        <w:br/>
-      </w:r>
-      <w:r>
-        <w:t xml:space="preserve">14. Grobien M, et al. Treatment of refractory keloid by postoperative HDR brachytherapy: 89.7-month median follow-up. Brachytherapy 2025. PMID 41015665.</w:t>
-      </w:r>
-      <w:r>
-        <w:br/>
-      </w:r>
-      <w:r>
-        <w:t xml:space="preserve">15. Dong </w:t>
-      </w:r>
-      <w:r>
-        <w:rPr>
-          <w:rFonts w:hint="eastAsia"/>
-        </w:rPr>
-        <w:t xml:space="preserve">等.</w:t>
-      </w:r>
-      <w:r>
-        <w:t xml:space="preserve"> </w:t>
-      </w:r>
-      <w:r>
-        <w:rPr>
-          <w:rFonts w:hint="eastAsia"/>
-        </w:rPr>
-        <w:t xml:space="preserve">耳部术后单次9.5</w:t>
-      </w:r>
-      <w:r>
-        <w:t xml:space="preserve"> </w:t>
-      </w:r>
-      <w:r>
-        <w:rPr>
-          <w:rFonts w:hint="eastAsia"/>
-        </w:rPr>
-        <w:t xml:space="preserve">Gy与10</w:t>
-      </w:r>
-      <w:r>
-        <w:t xml:space="preserve"> </w:t>
-      </w:r>
-      <w:r>
-        <w:rPr>
-          <w:rFonts w:hint="eastAsia"/>
-        </w:rPr>
-        <w:t xml:space="preserve">Gy比较.</w:t>
-      </w:r>
-      <w:r>
-        <w:t xml:space="preserve"> Dermatol Surg 2025. PMID 39361622.</w:t>
-      </w:r>
-      <w:r>
-        <w:br/>
-      </w:r>
-      <w:r>
-        <w:t xml:space="preserve">16. Ramelyte E, et al. Post-excision soft X-ray radiotherapy for keloids: experience in a tertiary referral center. Dermatology 2024. PMID 38897192.</w:t>
-      </w:r>
-      <w:r>
-        <w:br/>
-      </w:r>
-      <w:r>
-        <w:t xml:space="preserve">17. Wu B, et al. Combining steroid plus 5-fluorouracil injection with radiotherapy versus injection alone for keloids: a 4-year retrospective study. Aesthetic Plast Surg 2025. PMID 40425880.</w:t>
-      </w:r>
-      <w:r>
-        <w:br/>
-      </w:r>
-      <w:r>
-        <w:t xml:space="preserve">18. Khalid FA, et al. The efficacy of excision followed by intralesional 5-fluorouracil and triamcinolone acetonide versus excision followed by radiotherapy in the treatment of ear lobule keloids. Burns 2018. PMID 29534885.</w:t>
-      </w:r>
-      <w:r>
-        <w:br/>
-      </w:r>
-      <w:r>
-        <w:t xml:space="preserve">19. </w:t>
-      </w:r>
-      <w:r>
-        <w:rPr>
-          <w:rFonts w:hint="eastAsia"/>
-        </w:rPr>
-        <w:t xml:space="preserve">耳廓瘢痕疙瘩切除术后放疗与曲安奈德注射比较的系统综述与meta分析.</w:t>
-      </w:r>
-      <w:r>
-        <w:t xml:space="preserve"> Facial Plast Surg Aesthet Med 2026. PMID 41636029.</w:t>
-      </w:r>
-      <w:r>
-        <w:br/>
-      </w:r>
-      <w:r>
-        <w:t xml:space="preserve">20. Ellis MM, et al. The efficacy of surgical excision plus adjuvant multimodal therapies in the treatment of keloids: a systematic review and meta-analysis. Dermatol Surg 2020. PMID 32224709.</w:t>
-      </w:r>
-      <w:r>
-        <w:br/>
-      </w:r>
-      <w:r>
-        <w:t xml:space="preserve">21. Yamawaki S, et al. Keloids can be forced into remission with surgical excision and radiation, followed by adjuvant therapy. Ann Plast Surg 2011. PMID 21407049.</w:t>
-      </w:r>
-      <w:r>
-        <w:br/>
-      </w:r>
-      <w:r>
-        <w:t xml:space="preserve">22. Hao Y, et al. A nomogram with the keloid activity assessment scale for predicting the recurrence of chest keloid after surgery and radiotherapy. Aesthetic Plast Surg 2023. PMID 36414722.</w:t>
-      </w:r>
-      <w:r>
-        <w:br/>
-      </w:r>
-      <w:r>
-        <w:t xml:space="preserve">23. </w:t>
-      </w:r>
-      <w:r>
-        <w:rPr>
-          <w:rFonts w:hint="eastAsia"/>
-        </w:rPr>
-        <w:t xml:space="preserve">瘢痕疙瘩切除联合放疗后伤口感染2例及文献复习.</w:t>
-      </w:r>
-      <w:r>
-        <w:t xml:space="preserve"> Clin Cosmet Investig Dermatol 2025. PMID 40827224.</w:t>
-      </w:r>
-      <w:r>
-        <w:br/>
-      </w:r>
-      <w:r>
-        <w:t xml:space="preserve">24. Gold MH, et al. Assessing keloid recurrence following surgical excision and radiation. Burns Trauma 2020. PMID 33225004.</w:t>
-      </w:r>
-      <w:r>
-        <w:br/>
-      </w:r>
-      <w:r>
-        <w:t xml:space="preserve">25. Fernandes J, et al. A single-institution review of the use of radiation in the adjuvant and definitive management of keloids. Clin Oncol (R Coll Radiol) 2024. PMID </w:t>
-      </w:r>
-      <w:r>
-        <w:rPr>
-          <w:rFonts w:hint="eastAsia"/>
-        </w:rPr>
-        <w:t xml:space="preserve">38582626.（急性不良反应部分引用）</w:t>
-      </w:r>
-      <w:r>
-        <w:br/>
-      </w:r>
-      <w:r>
-        <w:t xml:space="preserve">26. Garg MK, et al. Adjuvant high dose rate brachytherapy (Ir-192) in the management of keloids which have recurred after surgical excision and external radiation. Radiother Oncol 2004. PMID </w:t>
-      </w:r>
-      <w:r>
-        <w:rPr>
-          <w:rFonts w:hint="eastAsia"/>
-        </w:rPr>
-        <w:t xml:space="preserve">15542171.（再程放疗）</w:t>
-      </w:r>
-      <w:r>
-        <w:br/>
-      </w:r>
-      <w:r>
-        <w:t xml:space="preserve">27. Jiang P, et al. Perioperative interstitial high-dose-rate brachytherapy for the treatment of recurrent keloids: feasibility and early results. Int J Radiat Oncol Biol Phys 2016. PMID </w:t>
-      </w:r>
-      <w:r>
-        <w:rPr>
-          <w:rFonts w:hint="eastAsia"/>
-        </w:rPr>
-        <w:t xml:space="preserve">26867882.（再程放疗）</w:t>
-      </w:r>
-      <w:r>
-        <w:br/>
-      </w:r>
-      <w:r>
-        <w:t xml:space="preserve">28. Fortson JK, et al. Atypical presentation of mucoepidermoid carcinoma after radiation therapy for the treatment of keloids. Ear Nose Throat J 2012. PMID </w:t>
-      </w:r>
-      <w:r>
-        <w:rPr>
-          <w:rFonts w:hint="eastAsia"/>
-        </w:rPr>
-        <w:t xml:space="preserve">22829034.（再程放疗致癌警示）</w:t>
-      </w:r>
-    </w:p>
-    <w:p>
-      <w:pPr>
-        <w:pStyle w:val="BodyText"/>
-      </w:pPr>
-      <w:r>
-        <w:rPr>
-          <w:rFonts w:hint="eastAsia"/>
-        </w:rPr>
-        <w:t xml:space="preserve">写在最后</w:t>
-      </w:r>
-      <w:r>
-        <w:t xml:space="preserve"> · </w:t>
-      </w:r>
-      <w:r>
-        <w:rPr>
-          <w:rFonts w:hint="eastAsia"/>
-        </w:rPr>
-        <w:t xml:space="preserve">给同事的寄语</w:t>
-      </w:r>
-    </w:p>
-    <w:p>
-      <w:pPr>
-        <w:pStyle w:val="BodyText"/>
-      </w:pPr>
-      <w:r>
-        <w:rPr>
-          <w:rFonts w:hint="eastAsia"/>
-        </w:rPr>
-        <w:t xml:space="preserve">瘢痕疙瘩的术后放疗，听起来简单，疗效也好，但放射治疗终究有其固有的风险。请每一位经手的同事牢记：严格把握放疗指征，牢记绝对与相对禁忌，仔细询问病史与既往治疗经历，认真做好风险分层，逐项核对照射野与照射技术，再为患者完成治疗。用我们的严谨，给整形外科的同事一份放心的辅助放疗，给患者一份安心的疗效。</w:t>
-      </w:r>
-    </w:p>
-    <w:p>
-      <w:pPr>
-        <w:pStyle w:val="BodyText"/>
-      </w:pPr>
-      <w:r>
-        <w:rPr>
-          <w:rFonts w:hint="eastAsia"/>
-        </w:rPr>
-        <w:t xml:space="preserve">另请各位技师：在各机房及CT模拟定位室常备多块可自由裁剪的Bolus（至少三块），并备好6</w:t>
-      </w:r>
-      <w:r>
-        <w:t xml:space="preserve"> </w:t>
-      </w:r>
-      <w:r>
-        <w:rPr>
-          <w:rFonts w:hint="eastAsia"/>
-        </w:rPr>
-        <w:t xml:space="preserve">mm铅皮、剪刀等制作个体化铅挡的工具，确保任何时段都能按规范完成治疗。</w:t>
-      </w:r>
-    </w:p>
-    <w:p>
-      <w:pPr>
-        <w:pStyle w:val="BodyText"/>
-      </w:pPr>
-      <w:r>
-        <w:t xml:space="preserve">—— </w:t>
-      </w:r>
-      <w:r>
-        <w:rPr>
-          <w:rFonts w:hint="eastAsia"/>
-        </w:rPr>
-        <w:t xml:space="preserve">放疗中心</w:t>
-      </w:r>
-    </w:p>
-    <w:p>
-      <w:pPr>
-        <w:pStyle w:val="BodyText"/>
-      </w:pPr>
-      <w:r>
-        <w:rPr>
-          <w:rFonts w:hint="eastAsia"/>
-        </w:rPr>
-        <w:t xml:space="preserve">上海九院放疗中心</w:t>
-      </w:r>
-      <w:r>
-        <w:t xml:space="preserve"> · </w:t>
-      </w:r>
-      <w:r>
-        <w:rPr>
-          <w:rFonts w:hint="eastAsia"/>
-        </w:rPr>
-        <w:t xml:space="preserve">瘢痕疙瘩术后放疗常规</w:t>
-      </w:r>
-      <w:r>
-        <w:t xml:space="preserve"> </w:t>
-      </w:r>
-      <w:r>
-        <w:rPr>
-          <w:rFonts w:hint="eastAsia"/>
-        </w:rPr>
-        <w:t xml:space="preserve">v1.0（值班操作指引）</w:t>
-      </w:r>
-      <w:r>
-        <w:t xml:space="preserve"> </w:t>
-      </w:r>
-      <w:r>
-        <w:rPr>
-          <w:rFonts w:hint="eastAsia"/>
-        </w:rPr>
-        <w:t xml:space="preserve">内部讨论稿</w:t>
-      </w:r>
-    </w:p>
-    <w:bookmarkEnd w:id="50"/>
     <w:sectPr>
       <w:footnotePr>
         <w:numRestart w:val="eachSect"/>
@@ -12053,9 +11121,6 @@
     <w:abstractNumId w:val="991"/>
   </w:num>
   <w:num w:numId="1015">
-    <w:abstractNumId w:val="991"/>
-  </w:num>
-  <w:num w:numId="1016">
     <w:abstractNumId w:val="991"/>
   </w:num>
 </w:numbering>

--- a/瘢痕疙瘩放疗常规/九院瘢痕疙瘩术后放疗常规_v1.0_值班操作指引.docx
+++ b/瘢痕疙瘩放疗常规/九院瘢痕疙瘩术后放疗常规_v1.0_值班操作指引.docx
@@ -3094,16 +3094,7 @@
               <w:rPr>
                 <w:rFonts w:hint="eastAsia"/>
               </w:rPr>
-              <w:t xml:space="preserve">cm），下腹部、耻骨部慎用；低BED方案（12</w:t>
-            </w:r>
-            <w:r>
-              <w:t xml:space="preserve"> </w:t>
-            </w:r>
-            <w:r>
-              <w:rPr>
-                <w:rFonts w:hint="eastAsia"/>
-              </w:rPr>
-              <w:t xml:space="preserve">Gy/6次）证据不足，不推荐</w:t>
+              <w:t xml:space="preserve">cm），下腹部、耻骨部慎用；本院未配备，不作推荐</w:t>
             </w:r>
           </w:p>
         </w:tc>
@@ -8870,13 +8861,13 @@
               <w:pStyle w:val="Compact"/>
             </w:pPr>
             <w:r>
-              <w:t xml:space="preserve">2 Gy×6 </w:t>
-            </w:r>
-            <w:r>
-              <w:rPr>
-                <w:rFonts w:hint="eastAsia"/>
-              </w:rPr>
-              <w:t xml:space="preserve">浅层X线</w:t>
+              <w:t xml:space="preserve">12 </w:t>
+            </w:r>
+            <w:r>
+              <w:rPr>
+                <w:rFonts w:hint="eastAsia"/>
+              </w:rPr>
+              <w:t xml:space="preserve">Gy×1（单次）</w:t>
             </w:r>
           </w:p>
         </w:tc>
@@ -8898,35 +8889,35 @@
               <w:pStyle w:val="Compact"/>
             </w:pPr>
             <w:r>
-              <w:t xml:space="preserve">14.4</w:t>
-            </w:r>
-          </w:p>
-        </w:tc>
-        <w:tc>
-          <w:tcPr/>
-          <w:p>
-            <w:pPr>
-              <w:pStyle w:val="Compact"/>
-            </w:pPr>
-            <w:r>
-              <w:t xml:space="preserve">12.0</w:t>
-            </w:r>
-          </w:p>
-        </w:tc>
-        <w:tc>
-          <w:tcPr/>
-          <w:p>
-            <w:pPr>
-              <w:pStyle w:val="Compact"/>
-            </w:pPr>
-            <w:r>
-              <w:t xml:space="preserve">✘ </w:t>
-            </w:r>
-            <w:r>
-              <w:rPr>
-                <w:rFonts w:hint="eastAsia"/>
-              </w:rPr>
-              <w:t xml:space="preserve">证据不足，不推荐</w:t>
+              <w:t xml:space="preserve">26.4</w:t>
+            </w:r>
+          </w:p>
+        </w:tc>
+        <w:tc>
+          <w:tcPr/>
+          <w:p>
+            <w:pPr>
+              <w:pStyle w:val="Compact"/>
+            </w:pPr>
+            <w:r>
+              <w:t xml:space="preserve">22.0</w:t>
+            </w:r>
+          </w:p>
+        </w:tc>
+        <w:tc>
+          <w:tcPr/>
+          <w:p>
+            <w:pPr>
+              <w:pStyle w:val="Compact"/>
+            </w:pPr>
+            <w:r>
+              <w:t xml:space="preserve">△ </w:t>
+            </w:r>
+            <w:r>
+              <w:rPr>
+                <w:rFonts w:hint="eastAsia"/>
+              </w:rPr>
+              <w:t xml:space="preserve">探索性单次方案（BED₁₀&lt;30）——仅用于临床研究（KELO-RT），不作标准方案</w:t>
             </w:r>
           </w:p>
         </w:tc>
@@ -10590,71 +10581,6 @@
           <w:rFonts w:hint="eastAsia"/>
         </w:rPr>
         <w:t xml:space="preserve">22829034.（再程放疗致癌警示）</w:t>
-      </w:r>
-    </w:p>
-    <w:p>
-      <w:pPr>
-        <w:pStyle w:val="BodyText"/>
-      </w:pPr>
-      <w:r>
-        <w:rPr>
-          <w:rFonts w:hint="eastAsia"/>
-        </w:rPr>
-        <w:t xml:space="preserve">写在最后</w:t>
-      </w:r>
-      <w:r>
-        <w:t xml:space="preserve"> · </w:t>
-      </w:r>
-      <w:r>
-        <w:rPr>
-          <w:rFonts w:hint="eastAsia"/>
-        </w:rPr>
-        <w:t xml:space="preserve">给同事的寄语</w:t>
-      </w:r>
-    </w:p>
-    <w:p>
-      <w:pPr>
-        <w:pStyle w:val="BodyText"/>
-      </w:pPr>
-      <w:r>
-        <w:rPr>
-          <w:rFonts w:hint="eastAsia"/>
-        </w:rPr>
-        <w:t xml:space="preserve">瘢痕疙瘩的术后放疗，听起来简单，疗效也好，但放射治疗终究有其固有的风险。请每一位经手的同事牢记：严格把握放疗指征，牢记绝对与相对禁忌，仔细询问病史与既往治疗经历，认真做好风险分层，逐项核对照射野与照射技术，再为患者完成治疗。用我们的严谨，给整复外科的同事一份放心的辅助放疗，给患者一份安心的疗效。</w:t>
-      </w:r>
-    </w:p>
-    <w:p>
-      <w:pPr>
-        <w:pStyle w:val="BodyText"/>
-      </w:pPr>
-      <w:r>
-        <w:rPr>
-          <w:rFonts w:hint="eastAsia"/>
-        </w:rPr>
-        <w:t xml:space="preserve">另请各位技师：在各机房及CT模拟定位室常备多块可自由裁剪的Bolus（至少三块），并备好6</w:t>
-      </w:r>
-      <w:r>
-        <w:t xml:space="preserve"> </w:t>
-      </w:r>
-      <w:r>
-        <w:rPr>
-          <w:rFonts w:hint="eastAsia"/>
-        </w:rPr>
-        <w:t xml:space="preserve">mm铅皮、剪刀等制作个体化铅挡的工具，确保任何时段都能按规范完成治疗。</w:t>
-      </w:r>
-    </w:p>
-    <w:p>
-      <w:pPr>
-        <w:pStyle w:val="BodyText"/>
-      </w:pPr>
-      <w:r>
-        <w:t xml:space="preserve">—— </w:t>
-      </w:r>
-      <w:r>
-        <w:rPr>
-          <w:rFonts w:hint="eastAsia"/>
-        </w:rPr>
-        <w:t xml:space="preserve">放疗中心</w:t>
       </w:r>
     </w:p>
     <w:p>
